--- a/courts/second-circuit/new-york/federal/bankruptcy-southern-district/adversary-complaint/usage/OUTPUT-adversary-complaint.docx
+++ b/courts/second-circuit/new-york/federal/bankruptcy-southern-district/adversary-complaint/usage/OUTPUT-adversary-complaint.docx
@@ -4,175 +4,791 @@
   <w:body>
     <w:p>
       <w:pPr>
-        <w:pStyle w:val="Single"/>
-      </w:pPr>
-      <w:r>
-        <w:t xml:space="preserve">QUINN EMANUEL URQUHART &amp; SULLIVAN, LLP</w:t>
-      </w:r>
-    </w:p>
-    <w:p>
-      <w:pPr>
-        <w:pStyle w:val="Single"/>
-      </w:pPr>
-      <w:r>
-        <w:t xml:space="preserve">Benjamin I. Finestone</w:t>
-      </w:r>
-    </w:p>
-    <w:p>
-      <w:pPr>
-        <w:pStyle w:val="Single"/>
-      </w:pPr>
-      <w:r>
-        <w:t xml:space="preserve">Anil Makhjiani</w:t>
-      </w:r>
-    </w:p>
-    <w:p>
-      <w:pPr>
-        <w:pStyle w:val="Single"/>
-      </w:pPr>
-      <w:r>
-        <w:t xml:space="preserve">Mario O. Gazzola</w:t>
-      </w:r>
-    </w:p>
-    <w:p>
-      <w:pPr>
-        <w:pStyle w:val="Single"/>
-      </w:pPr>
-      <w:r>
-        <w:t xml:space="preserve">Arman Cuneo</w:t>
-      </w:r>
-    </w:p>
-    <w:p>
-      <w:pPr>
-        <w:pStyle w:val="Single"/>
-      </w:pPr>
-      <w:r>
-        <w:t xml:space="preserve">51 Madison Avenue, 22nd Floor</w:t>
-      </w:r>
-    </w:p>
-    <w:p>
-      <w:pPr>
-        <w:pStyle w:val="Single"/>
-      </w:pPr>
-      <w:r>
-        <w:t xml:space="preserve">New York, New York</w:t>
-      </w:r>
-    </w:p>
-    <w:p>
-      <w:pPr>
-        <w:pStyle w:val="SingleGap"/>
-      </w:pPr>
-      <w:r>
-        <w:t xml:space="preserve">Telephone: (212) 849-7000</w:t>
-      </w:r>
-    </w:p>
-    <w:p>
-      <w:pPr>
-        <w:pStyle w:val="Single"/>
-      </w:pPr>
-      <w:r>
-        <w:t xml:space="preserve">QUINN EMANUEL URQUHART &amp; SULLIVAN, LLP</w:t>
-      </w:r>
-    </w:p>
-    <w:p>
-      <w:pPr>
-        <w:pStyle w:val="Single"/>
-      </w:pPr>
-      <w:r>
-        <w:t xml:space="preserve">Matthew Scheck</w:t>
-      </w:r>
-    </w:p>
-    <w:p>
-      <w:pPr>
-        <w:pStyle w:val="Single"/>
-      </w:pPr>
-      <w:r>
-        <w:t xml:space="preserve">300 West 6th St., Suite 200</w:t>
-      </w:r>
-    </w:p>
-    <w:p>
-      <w:pPr>
-        <w:pStyle w:val="Single"/>
-      </w:pPr>
-      <w:r>
-        <w:t xml:space="preserve">Austin, TX 78701</w:t>
-      </w:r>
-    </w:p>
-    <w:p>
-      <w:pPr>
-        <w:pStyle w:val="Single"/>
-      </w:pPr>
-      <w:r>
-        <w:t xml:space="preserve">Telephone: (737) 667-6102</w:t>
-      </w:r>
-    </w:p>
-    <w:p>
-      <w:pPr>
-        <w:pStyle w:val="CounselFor"/>
+        <w:spacing w:before="0" w:after="0" w:line="276" w:lineRule="exact"/>
+        <w:ind w:left="0" w:firstLine="0"/>
+        <w:jc w:val="left"/>
+      </w:pPr>
+      <w:r>
+        <w:t xml:space="preserve">QUINN</w:t>
+      </w:r>
+      <w:r>
+        <w:t xml:space="preserve"> </w:t>
+      </w:r>
+      <w:r>
+        <w:t xml:space="preserve">EMANUEL</w:t>
+      </w:r>
+      <w:r>
+        <w:t xml:space="preserve"> </w:t>
+      </w:r>
+      <w:r>
+        <w:t xml:space="preserve">URQUHART</w:t>
+      </w:r>
+      <w:r>
+        <w:t xml:space="preserve"> </w:t>
+      </w:r>
+      <w:r>
+        <w:t xml:space="preserve">&amp;</w:t>
+      </w:r>
+      <w:r>
+        <w:t xml:space="preserve"> </w:t>
+      </w:r>
+      <w:r>
+        <w:t xml:space="preserve">SULLIVAN,</w:t>
+      </w:r>
+      <w:r>
+        <w:t xml:space="preserve"> </w:t>
+      </w:r>
+      <w:r>
+        <w:t xml:space="preserve">LLP</w:t>
+      </w:r>
+    </w:p>
+    <w:p>
+      <w:pPr>
+        <w:spacing w:before="0" w:after="0" w:line="276" w:lineRule="exact"/>
+        <w:ind w:left="0" w:firstLine="0"/>
+        <w:jc w:val="left"/>
+      </w:pPr>
+      <w:r>
+        <w:t xml:space="preserve">Benjamin</w:t>
+      </w:r>
+      <w:r>
+        <w:t xml:space="preserve"> </w:t>
+      </w:r>
+      <w:r>
+        <w:t xml:space="preserve">I.</w:t>
+      </w:r>
+      <w:r>
+        <w:t xml:space="preserve"> </w:t>
+      </w:r>
+      <w:r>
+        <w:t xml:space="preserve">Finestone</w:t>
+      </w:r>
+    </w:p>
+    <w:p>
+      <w:pPr>
+        <w:spacing w:before="0" w:after="0" w:line="276" w:lineRule="exact"/>
+        <w:ind w:left="0" w:firstLine="0"/>
+        <w:jc w:val="left"/>
+      </w:pPr>
+      <w:r>
+        <w:t xml:space="preserve">Anil</w:t>
+      </w:r>
+      <w:r>
+        <w:t xml:space="preserve"> </w:t>
+      </w:r>
+      <w:r>
+        <w:t xml:space="preserve">Makhjiani</w:t>
+      </w:r>
+    </w:p>
+    <w:p>
+      <w:pPr>
+        <w:spacing w:before="0" w:after="0" w:line="276" w:lineRule="exact"/>
+        <w:ind w:left="0" w:firstLine="0"/>
+        <w:jc w:val="left"/>
+      </w:pPr>
+      <w:r>
+        <w:t xml:space="preserve">Mario</w:t>
+      </w:r>
+      <w:r>
+        <w:t xml:space="preserve"> </w:t>
+      </w:r>
+      <w:r>
+        <w:t xml:space="preserve">O.</w:t>
+      </w:r>
+      <w:r>
+        <w:t xml:space="preserve"> </w:t>
+      </w:r>
+      <w:r>
+        <w:t xml:space="preserve">Gazzola</w:t>
+      </w:r>
+    </w:p>
+    <w:p>
+      <w:pPr>
+        <w:spacing w:before="0" w:after="0" w:line="276" w:lineRule="exact"/>
+        <w:ind w:left="0" w:firstLine="0"/>
+        <w:jc w:val="left"/>
+      </w:pPr>
+      <w:r>
+        <w:t xml:space="preserve">Arman</w:t>
+      </w:r>
+      <w:r>
+        <w:t xml:space="preserve"> </w:t>
+      </w:r>
+      <w:r>
+        <w:t xml:space="preserve">Cuneo</w:t>
+      </w:r>
+    </w:p>
+    <w:p>
+      <w:pPr>
+        <w:spacing w:before="0" w:after="0" w:line="276" w:lineRule="exact"/>
+        <w:ind w:left="0" w:firstLine="0"/>
+        <w:jc w:val="left"/>
+      </w:pPr>
+      <w:r>
+        <w:t xml:space="preserve">51</w:t>
+      </w:r>
+      <w:r>
+        <w:t xml:space="preserve"> </w:t>
+      </w:r>
+      <w:r>
+        <w:t xml:space="preserve">Madison</w:t>
+      </w:r>
+      <w:r>
+        <w:t xml:space="preserve"> </w:t>
+      </w:r>
+      <w:r>
+        <w:t xml:space="preserve">Avenue,</w:t>
+      </w:r>
+      <w:r>
+        <w:t xml:space="preserve"> </w:t>
+      </w:r>
+      <w:r>
+        <w:t xml:space="preserve">22nd</w:t>
+      </w:r>
+      <w:r>
+        <w:t xml:space="preserve"> </w:t>
+      </w:r>
+      <w:r>
+        <w:t xml:space="preserve">Floor</w:t>
+      </w:r>
+    </w:p>
+    <w:p>
+      <w:pPr>
+        <w:spacing w:before="0" w:after="0" w:line="276" w:lineRule="exact"/>
+        <w:ind w:left="0" w:firstLine="0"/>
+        <w:jc w:val="left"/>
+      </w:pPr>
+      <w:r>
+        <w:t xml:space="preserve">New</w:t>
+      </w:r>
+      <w:r>
+        <w:t xml:space="preserve"> </w:t>
+      </w:r>
+      <w:r>
+        <w:t xml:space="preserve">York,</w:t>
+      </w:r>
+      <w:r>
+        <w:t xml:space="preserve"> </w:t>
+      </w:r>
+      <w:r>
+        <w:t xml:space="preserve">New</w:t>
+      </w:r>
+      <w:r>
+        <w:t xml:space="preserve"> </w:t>
+      </w:r>
+      <w:r>
+        <w:t xml:space="preserve">York</w:t>
+      </w:r>
+    </w:p>
+    <w:p>
+      <w:pPr>
+        <w:spacing w:before="0" w:after="0" w:line="276" w:lineRule="exact"/>
+        <w:ind w:left="0" w:firstLine="0"/>
+        <w:jc w:val="left"/>
+      </w:pPr>
+      <w:r>
+        <w:t xml:space="preserve">Telephone:</w:t>
+      </w:r>
+      <w:r>
+        <w:t xml:space="preserve"> </w:t>
+      </w:r>
+      <w:r>
+        <w:t xml:space="preserve">(212)</w:t>
+      </w:r>
+      <w:r>
+        <w:t xml:space="preserve"> </w:t>
+      </w:r>
+      <w:r>
+        <w:t xml:space="preserve">849</w:t>
+        <w:noBreakHyphen/>
+        <w:t xml:space="preserve">7000</w:t>
+      </w:r>
+    </w:p>
+    <w:p>
+      <w:pPr>
+        <w:spacing w:before="138" w:after="0" w:line="276" w:lineRule="exact"/>
+        <w:ind w:left="0" w:firstLine="0"/>
+        <w:jc w:val="left"/>
+      </w:pPr>
+      <w:r>
+        <w:t xml:space="preserve">QUINN</w:t>
+      </w:r>
+      <w:r>
+        <w:t xml:space="preserve"> </w:t>
+      </w:r>
+      <w:r>
+        <w:t xml:space="preserve">EMANUEL</w:t>
+      </w:r>
+      <w:r>
+        <w:t xml:space="preserve"> </w:t>
+      </w:r>
+      <w:r>
+        <w:t xml:space="preserve">URQUHART</w:t>
+      </w:r>
+      <w:r>
+        <w:t xml:space="preserve"> </w:t>
+      </w:r>
+      <w:r>
+        <w:t xml:space="preserve">&amp;</w:t>
+      </w:r>
+      <w:r>
+        <w:t xml:space="preserve"> </w:t>
+      </w:r>
+      <w:r>
+        <w:t xml:space="preserve">SULLIVAN,</w:t>
+      </w:r>
+      <w:r>
+        <w:t xml:space="preserve"> </w:t>
+      </w:r>
+      <w:r>
+        <w:t xml:space="preserve">LLP</w:t>
+      </w:r>
+    </w:p>
+    <w:p>
+      <w:pPr>
+        <w:spacing w:before="0" w:after="0" w:line="276" w:lineRule="exact"/>
+        <w:ind w:left="0" w:firstLine="0"/>
+        <w:jc w:val="left"/>
+      </w:pPr>
+      <w:r>
+        <w:t xml:space="preserve">Matthew</w:t>
+      </w:r>
+      <w:r>
+        <w:t xml:space="preserve"> </w:t>
+      </w:r>
+      <w:r>
+        <w:t xml:space="preserve">Scheck</w:t>
+      </w:r>
+    </w:p>
+    <w:p>
+      <w:pPr>
+        <w:spacing w:before="0" w:after="0" w:line="276" w:lineRule="exact"/>
+        <w:ind w:left="0" w:firstLine="0"/>
+        <w:jc w:val="left"/>
+      </w:pPr>
+      <w:r>
+        <w:t xml:space="preserve">300</w:t>
+      </w:r>
+      <w:r>
+        <w:t xml:space="preserve"> </w:t>
+      </w:r>
+      <w:r>
+        <w:t xml:space="preserve">West</w:t>
+      </w:r>
+      <w:r>
+        <w:t xml:space="preserve"> </w:t>
+      </w:r>
+      <w:r>
+        <w:t xml:space="preserve">6th</w:t>
+      </w:r>
+      <w:r>
+        <w:t xml:space="preserve"> </w:t>
+      </w:r>
+      <w:r>
+        <w:t xml:space="preserve">St.,</w:t>
+      </w:r>
+      <w:r>
+        <w:t xml:space="preserve"> </w:t>
+      </w:r>
+      <w:r>
+        <w:t xml:space="preserve">Suite</w:t>
+      </w:r>
+      <w:r>
+        <w:t xml:space="preserve"> </w:t>
+      </w:r>
+      <w:r>
+        <w:t xml:space="preserve">200</w:t>
+      </w:r>
+    </w:p>
+    <w:p>
+      <w:pPr>
+        <w:spacing w:before="0" w:after="0" w:line="276" w:lineRule="exact"/>
+        <w:ind w:left="0" w:firstLine="0"/>
+        <w:jc w:val="left"/>
+      </w:pPr>
+      <w:r>
+        <w:t xml:space="preserve">Austin,</w:t>
+      </w:r>
+      <w:r>
+        <w:t xml:space="preserve"> </w:t>
+      </w:r>
+      <w:r>
+        <w:t xml:space="preserve">TX</w:t>
+      </w:r>
+      <w:r>
+        <w:t xml:space="preserve"> </w:t>
+      </w:r>
+      <w:r>
+        <w:t xml:space="preserve">78701</w:t>
+      </w:r>
+    </w:p>
+    <w:p>
+      <w:pPr>
+        <w:spacing w:before="0" w:after="0" w:line="276" w:lineRule="exact"/>
+        <w:ind w:left="0" w:firstLine="0"/>
+        <w:jc w:val="left"/>
+      </w:pPr>
+      <w:r>
+        <w:t xml:space="preserve">Telephone:</w:t>
+      </w:r>
+      <w:r>
+        <w:t xml:space="preserve"> </w:t>
+      </w:r>
+      <w:r>
+        <w:t xml:space="preserve">(737)</w:t>
+      </w:r>
+      <w:r>
+        <w:t xml:space="preserve"> </w:t>
+      </w:r>
+      <w:r>
+        <w:t xml:space="preserve">667</w:t>
+        <w:noBreakHyphen/>
+        <w:t xml:space="preserve">6102</w:t>
+      </w:r>
+    </w:p>
+    <w:p>
+      <w:pPr>
+        <w:spacing w:before="138" w:after="0" w:line="276" w:lineRule="exact"/>
+        <w:ind w:left="0" w:firstLine="0"/>
+        <w:jc w:val="left"/>
       </w:pPr>
       <w:r>
         <w:rPr>
           <w:i/>
           <w:iCs/>
         </w:rPr>
-        <w:t xml:space="preserve">Counsel to Blockchain Recovery Investment Consortium, LLC, Litigation Administrator and Complex Asset Recovery Manager, as Representative for the Post-Effective Date Celsius Debtors</w:t>
-      </w:r>
-    </w:p>
-    <w:p>
-      <w:pPr>
-        <w:pStyle w:val="CourtNameFirst"/>
-      </w:pPr>
-      <w:r>
+        <w:t xml:space="preserve">Counsel</w:t>
+      </w:r>
+      <w:r>
+        <w:rPr>
+          <w:i/>
+          <w:iCs/>
+        </w:rPr>
+        <w:t xml:space="preserve"> </w:t>
+      </w:r>
+      <w:r>
+        <w:rPr>
+          <w:i/>
+          <w:iCs/>
+        </w:rPr>
+        <w:t xml:space="preserve">to</w:t>
+      </w:r>
+      <w:r>
+        <w:rPr>
+          <w:i/>
+          <w:iCs/>
+        </w:rPr>
+        <w:t xml:space="preserve"> </w:t>
+      </w:r>
+      <w:r>
+        <w:rPr>
+          <w:i/>
+          <w:iCs/>
+        </w:rPr>
+        <w:t xml:space="preserve">Blockchain</w:t>
+      </w:r>
+      <w:r>
+        <w:rPr>
+          <w:i/>
+          <w:iCs/>
+        </w:rPr>
+        <w:t xml:space="preserve"> </w:t>
+      </w:r>
+      <w:r>
+        <w:rPr>
+          <w:i/>
+          <w:iCs/>
+        </w:rPr>
+        <w:t xml:space="preserve">Recovery</w:t>
+      </w:r>
+      <w:r>
+        <w:rPr>
+          <w:i/>
+          <w:iCs/>
+        </w:rPr>
+        <w:t xml:space="preserve"> </w:t>
+      </w:r>
+      <w:r>
+        <w:rPr>
+          <w:i/>
+          <w:iCs/>
+        </w:rPr>
+        <w:t xml:space="preserve">Investment</w:t>
+      </w:r>
+      <w:r>
+        <w:rPr>
+          <w:i/>
+          <w:iCs/>
+        </w:rPr>
+        <w:t xml:space="preserve"> </w:t>
+      </w:r>
+      <w:r>
+        <w:rPr>
+          <w:i/>
+          <w:iCs/>
+        </w:rPr>
+        <w:t xml:space="preserve">Consortium,</w:t>
+      </w:r>
+      <w:r>
+        <w:rPr>
+          <w:i/>
+          <w:iCs/>
+        </w:rPr>
+        <w:t xml:space="preserve"> </w:t>
+      </w:r>
+      <w:r>
+        <w:rPr>
+          <w:i/>
+          <w:iCs/>
+        </w:rPr>
+        <w:t xml:space="preserve">LLC,</w:t>
+      </w:r>
+      <w:r>
+        <w:rPr>
+          <w:i/>
+          <w:iCs/>
+        </w:rPr>
+        <w:t xml:space="preserve"> </w:t>
+      </w:r>
+      <w:r>
+        <w:rPr>
+          <w:i/>
+          <w:iCs/>
+        </w:rPr>
+        <w:t xml:space="preserve">Litigation</w:t>
+      </w:r>
+      <w:r>
+        <w:rPr>
+          <w:i/>
+          <w:iCs/>
+        </w:rPr>
+        <w:t xml:space="preserve"> </w:t>
+      </w:r>
+      <w:r>
+        <w:rPr>
+          <w:i/>
+          <w:iCs/>
+        </w:rPr>
+        <w:t xml:space="preserve">Administrator</w:t>
+      </w:r>
+      <w:r>
+        <w:rPr>
+          <w:i/>
+          <w:iCs/>
+        </w:rPr>
+        <w:t xml:space="preserve"> </w:t>
+      </w:r>
+      <w:r>
+        <w:rPr>
+          <w:i/>
+          <w:iCs/>
+        </w:rPr>
+        <w:t xml:space="preserve">and</w:t>
+      </w:r>
+      <w:r>
+        <w:rPr>
+          <w:i/>
+          <w:iCs/>
+        </w:rPr>
+        <w:t xml:space="preserve"> </w:t>
+      </w:r>
+      <w:r>
+        <w:rPr>
+          <w:i/>
+          <w:iCs/>
+        </w:rPr>
+        <w:t xml:space="preserve">Complex</w:t>
+      </w:r>
+      <w:r>
+        <w:rPr>
+          <w:i/>
+          <w:iCs/>
+        </w:rPr>
+        <w:t xml:space="preserve"> </w:t>
+      </w:r>
+      <w:r>
+        <w:rPr>
+          <w:i/>
+          <w:iCs/>
+        </w:rPr>
+        <w:t xml:space="preserve">Asset</w:t>
+      </w:r>
+      <w:r>
+        <w:rPr>
+          <w:i/>
+          <w:iCs/>
+        </w:rPr>
+        <w:t xml:space="preserve"> </w:t>
+      </w:r>
+      <w:r>
+        <w:rPr>
+          <w:i/>
+          <w:iCs/>
+        </w:rPr>
+        <w:t xml:space="preserve">Recovery</w:t>
+      </w:r>
+      <w:r>
+        <w:rPr>
+          <w:i/>
+          <w:iCs/>
+        </w:rPr>
+        <w:t xml:space="preserve"> </w:t>
+      </w:r>
+      <w:r>
+        <w:rPr>
+          <w:i/>
+          <w:iCs/>
+        </w:rPr>
+        <w:t xml:space="preserve">Manager,</w:t>
+      </w:r>
+      <w:r>
+        <w:rPr>
+          <w:i/>
+          <w:iCs/>
+        </w:rPr>
+        <w:t xml:space="preserve"> </w:t>
+      </w:r>
+      <w:r>
+        <w:rPr>
+          <w:i/>
+          <w:iCs/>
+        </w:rPr>
+        <w:t xml:space="preserve">as</w:t>
+      </w:r>
+      <w:r>
+        <w:rPr>
+          <w:i/>
+          <w:iCs/>
+        </w:rPr>
+        <w:t xml:space="preserve"> </w:t>
+      </w:r>
+      <w:r>
+        <w:rPr>
+          <w:i/>
+          <w:iCs/>
+        </w:rPr>
+        <w:t xml:space="preserve">Representative</w:t>
+      </w:r>
+      <w:r>
+        <w:rPr>
+          <w:i/>
+          <w:iCs/>
+        </w:rPr>
+        <w:t xml:space="preserve"> </w:t>
+      </w:r>
+      <w:r>
+        <w:rPr>
+          <w:i/>
+          <w:iCs/>
+        </w:rPr>
+        <w:t xml:space="preserve">for</w:t>
+      </w:r>
+      <w:r>
+        <w:rPr>
+          <w:i/>
+          <w:iCs/>
+        </w:rPr>
+        <w:t xml:space="preserve"> </w:t>
+      </w:r>
+      <w:r>
+        <w:rPr>
+          <w:i/>
+          <w:iCs/>
+        </w:rPr>
+        <w:t xml:space="preserve">the</w:t>
+      </w:r>
+      <w:r>
+        <w:rPr>
+          <w:i/>
+          <w:iCs/>
+        </w:rPr>
+        <w:t xml:space="preserve"> </w:t>
+      </w:r>
+      <w:r>
+        <w:rPr>
+          <w:i/>
+          <w:iCs/>
+        </w:rPr>
+        <w:t xml:space="preserve">Post-Effective</w:t>
+      </w:r>
+      <w:r>
+        <w:rPr>
+          <w:i/>
+          <w:iCs/>
+        </w:rPr>
+        <w:t xml:space="preserve"> </w:t>
+      </w:r>
+      <w:r>
+        <w:rPr>
+          <w:i/>
+          <w:iCs/>
+        </w:rPr>
+        <w:t xml:space="preserve">Date</w:t>
+      </w:r>
+      <w:r>
+        <w:rPr>
+          <w:i/>
+          <w:iCs/>
+        </w:rPr>
+        <w:t xml:space="preserve"> </w:t>
+      </w:r>
+      <w:r>
+        <w:rPr>
+          <w:i/>
+          <w:iCs/>
+        </w:rPr>
+        <w:t xml:space="preserve">Celsius</w:t>
+      </w:r>
+      <w:r>
+        <w:rPr>
+          <w:i/>
+          <w:iCs/>
+        </w:rPr>
+        <w:t xml:space="preserve"> </w:t>
+      </w:r>
+      <w:r>
+        <w:rPr>
+          <w:i/>
+          <w:iCs/>
+        </w:rPr>
+        <w:t xml:space="preserve">Debtors</w:t>
+      </w:r>
+    </w:p>
+    <w:p>
+      <w:pPr>
+        <w:spacing w:before="276" w:after="0" w:line="276" w:lineRule="exact"/>
+        <w:ind w:left="0" w:firstLine="0"/>
+        <w:jc w:val="center"/>
+      </w:pPr>
+      <w:r>
+        <w:rPr>
+          <w:b/>
+          <w:bCs/>
+        </w:rPr>
         <w:t xml:space="preserve">UNITED STATES BANKRUPTCY COURT</w:t>
       </w:r>
     </w:p>
     <w:p>
       <w:pPr>
-        <w:pStyle w:val="CourtNameLast"/>
-      </w:pPr>
-      <w:r>
+        <w:spacing w:before="0" w:after="0" w:line="276" w:lineRule="exact"/>
+        <w:ind w:left="0" w:firstLine="0"/>
+        <w:jc w:val="center"/>
+      </w:pPr>
+      <w:r>
+        <w:rPr>
+          <w:b/>
+          <w:bCs/>
+        </w:rPr>
         <w:t xml:space="preserve">SOUTHERN DISTRICT OF NEW YORK</w:t>
       </w:r>
+    </w:p>
+    <w:p>
+      <w:pPr>
+        <w:spacing w:before="0" w:after="0" w:line="276" w:lineRule="exact"/>
+      </w:pPr>
     </w:p>
     <w:tbl>
       <w:tblPr>
-        <w:tblStyle w:val="Table"/>
-        <w:tblW w:type="pct" w:w="5000"/>
+        <w:tblW w:w="9360" w:type="dxa"/>
+        <w:tblInd w:w="0" w:type="dxa"/>
+        <w:tblBorders>
+          <w:top w:val="nil"/>
+          <w:left w:val="nil"/>
+          <w:bottom w:val="nil"/>
+          <w:right w:val="nil"/>
+          <w:insideH w:val="nil"/>
+          <w:insideV w:val="nil"/>
+        </w:tblBorders>
         <w:tblLayout w:type="fixed"/>
-        <w:tblLook w:firstRow="0" w:lastRow="0" w:firstColumn="0" w:lastColumn="0" w:noHBand="0" w:noVBand="0" w:val="0000"/>
+        <w:tblCellMar>
+          <w:top w:w="0" w:type="dxa"/>
+          <w:left w:w="0" w:type="dxa"/>
+          <w:bottom w:w="0" w:type="dxa"/>
+          <w:right w:w="0" w:type="dxa"/>
+        </w:tblCellMar>
+        <w:tblLook w:val="0000" w:firstRow="0" w:lastRow="0" w:firstColumn="0" w:lastColumn="0" w:noHBand="0" w:noVBand="0"/>
       </w:tblPr>
       <w:tblGrid>
-        <w:gridCol w:w="4081"/>
-        <w:gridCol w:w="3838"/>
+        <w:gridCol w:w="4824"/>
+        <w:gridCol w:w="4536"/>
       </w:tblGrid>
       <w:tr>
+        <w:trPr>
+          <w:cantSplit/>
+        </w:trPr>
         <w:tc>
-          <w:tcPr/>
+          <w:tcPr>
+            <w:tcW w:w="4824" w:type="dxa"/>
+            <w:tcBorders>
+              <w:bottom w:val="single" w:sz="6" w:space="0" w:color="000000"/>
+              <w:right w:val="single" w:sz="6" w:space="0" w:color="000000"/>
+            </w:tcBorders>
+            <w:tcMar>
+              <w:right w:w="216" w:type="dxa"/>
+              <w:bottom w:w="201" w:type="dxa"/>
+            </w:tcMar>
+          </w:tcPr>
           <w:p>
             <w:pPr>
-              <w:pStyle w:val="CaptionName"/>
+              <w:spacing w:before="0" w:after="0" w:line="276" w:lineRule="exact"/>
+              <w:ind w:left="0" w:firstLine="0"/>
+              <w:jc w:val="left"/>
             </w:pPr>
             <w:r>
-              <w:t xml:space="preserve">In re:</w:t>
+              <w:t xml:space="preserve">In</w:t>
+            </w:r>
+            <w:r>
+              <w:t xml:space="preserve"> </w:t>
+            </w:r>
+            <w:r>
+              <w:t xml:space="preserve">re:</w:t>
             </w:r>
           </w:p>
           <w:p>
             <w:pPr>
-              <w:pStyle w:val="CaptionName"/>
+              <w:spacing w:before="0" w:after="0" w:line="276" w:lineRule="exact"/>
+              <w:ind w:left="0" w:firstLine="0"/>
+              <w:jc w:val="left"/>
             </w:pPr>
             <w:r>
-              <w:t xml:space="preserve">CELSIUS NETWORK LLC, et al.,</w:t>
+              <w:t xml:space="preserve">CELSIUS</w:t>
+            </w:r>
+            <w:r>
+              <w:t xml:space="preserve"> </w:t>
+            </w:r>
+            <w:r>
+              <w:t xml:space="preserve">NETWORK</w:t>
+            </w:r>
+            <w:r>
+              <w:t xml:space="preserve"> </w:t>
+            </w:r>
+            <w:r>
+              <w:t xml:space="preserve">LLC,</w:t>
+            </w:r>
+            <w:r>
+              <w:t xml:space="preserve"> </w:t>
+            </w:r>
+            <w:r>
+              <w:t xml:space="preserve">et</w:t>
+            </w:r>
+            <w:r>
+              <w:t xml:space="preserve"> </w:t>
+            </w:r>
+            <w:r>
+              <w:t xml:space="preserve">al.,</w:t>
             </w:r>
             <w:r>
               <w:rPr>
-                <w:rStyle w:val="FootnoteReference"/>
+                <w:vertAlign w:val="superscript"/>
               </w:rPr>
-              <w:footnoteReference w:id="109"/>
+              <w:t>*</w:t>
             </w:r>
           </w:p>
           <w:p>
             <w:pPr>
-              <w:pStyle w:val="CaptionDesignation"/>
+              <w:spacing w:before="0" w:after="0" w:line="276" w:lineRule="exact"/>
+              <w:ind w:left="0" w:firstLine="0"/>
+              <w:jc w:val="right"/>
             </w:pPr>
             <w:r>
               <w:t xml:space="preserve">Debtors.</w:t>
@@ -180,23 +796,77 @@
           </w:p>
           <w:p>
             <w:pPr>
-              <w:pStyle w:val="CaptionName"/>
+              <w:spacing w:before="138" w:after="0" w:line="276" w:lineRule="exact"/>
+              <w:ind w:left="0" w:firstLine="0"/>
+              <w:jc w:val="left"/>
             </w:pPr>
             <w:r>
-              <w:t xml:space="preserve">CELSIUS NETWORK LIMITED and</w:t>
+              <w:t xml:space="preserve">CELSIUS</w:t>
+            </w:r>
+            <w:r>
+              <w:t xml:space="preserve"> </w:t>
+            </w:r>
+            <w:r>
+              <w:t xml:space="preserve">NETWORK</w:t>
+            </w:r>
+            <w:r>
+              <w:t xml:space="preserve"> </w:t>
+            </w:r>
+            <w:r>
+              <w:t xml:space="preserve">LIMITED</w:t>
+            </w:r>
+            <w:r>
+              <w:t xml:space="preserve"> </w:t>
+            </w:r>
+            <w:r>
+              <w:t xml:space="preserve">and</w:t>
             </w:r>
           </w:p>
           <w:p>
             <w:pPr>
-              <w:pStyle w:val="CaptionName"/>
+              <w:spacing w:before="0" w:after="0" w:line="276" w:lineRule="exact"/>
+              <w:ind w:left="0" w:firstLine="0"/>
+              <w:jc w:val="left"/>
             </w:pPr>
             <w:r>
-              <w:t xml:space="preserve">CELSIUS NETWORK LLC (POST-EFFECTIVE DATE DEBTORS),</w:t>
+              <w:t xml:space="preserve">CELSIUS</w:t>
+            </w:r>
+            <w:r>
+              <w:t xml:space="preserve"> </w:t>
+            </w:r>
+            <w:r>
+              <w:t xml:space="preserve">NETWORK</w:t>
+            </w:r>
+            <w:r>
+              <w:t xml:space="preserve"> </w:t>
+            </w:r>
+            <w:r>
+              <w:t xml:space="preserve">LLC</w:t>
+            </w:r>
+            <w:r>
+              <w:t xml:space="preserve"> </w:t>
+            </w:r>
+            <w:r>
+              <w:t xml:space="preserve">(POST-EFFECTIVE</w:t>
+            </w:r>
+            <w:r>
+              <w:t xml:space="preserve"> </w:t>
+            </w:r>
+            <w:r>
+              <w:t xml:space="preserve">DATE</w:t>
+            </w:r>
+            <w:r>
+              <w:t xml:space="preserve"> </w:t>
+            </w:r>
+            <w:r>
+              <w:t xml:space="preserve">DEBTORS),</w:t>
             </w:r>
           </w:p>
           <w:p>
             <w:pPr>
-              <w:pStyle w:val="CaptionDesignation"/>
+              <w:spacing w:before="0" w:after="0" w:line="276" w:lineRule="exact"/>
+              <w:ind w:left="0" w:firstLine="0"/>
+              <w:jc w:val="right"/>
             </w:pPr>
             <w:r>
               <w:t xml:space="preserve">Plaintiffs.</w:t>
@@ -204,7 +874,9 @@
           </w:p>
           <w:p>
             <w:pPr>
-              <w:pStyle w:val="CaptionAgainst"/>
+              <w:spacing w:before="138" w:after="0" w:line="276" w:lineRule="exact"/>
+              <w:ind w:left="0" w:firstLine="0"/>
+              <w:jc w:val="center"/>
             </w:pPr>
             <w:r>
               <w:t xml:space="preserve">against</w:t>
@@ -212,39 +884,97 @@
           </w:p>
           <w:p>
             <w:pPr>
-              <w:pStyle w:val="CaptionName"/>
+              <w:spacing w:before="138" w:after="0" w:line="276" w:lineRule="exact"/>
+              <w:ind w:left="0" w:firstLine="0"/>
+              <w:jc w:val="left"/>
             </w:pPr>
             <w:r>
-              <w:t xml:space="preserve">TETHER LIMITED;</w:t>
+              <w:t xml:space="preserve">TETHER</w:t>
+            </w:r>
+            <w:r>
+              <w:t xml:space="preserve"> </w:t>
+            </w:r>
+            <w:r>
+              <w:t xml:space="preserve">LIMITED;</w:t>
             </w:r>
           </w:p>
           <w:p>
             <w:pPr>
-              <w:pStyle w:val="CaptionName"/>
+              <w:spacing w:before="0" w:after="0" w:line="276" w:lineRule="exact"/>
+              <w:ind w:left="0" w:firstLine="0"/>
+              <w:jc w:val="left"/>
             </w:pPr>
             <w:r>
-              <w:t xml:space="preserve">TETHER HOLDINGS LIMITED;</w:t>
+              <w:t xml:space="preserve">TETHER</w:t>
+            </w:r>
+            <w:r>
+              <w:t xml:space="preserve"> </w:t>
+            </w:r>
+            <w:r>
+              <w:t xml:space="preserve">HOLDINGS</w:t>
+            </w:r>
+            <w:r>
+              <w:t xml:space="preserve"> </w:t>
+            </w:r>
+            <w:r>
+              <w:t xml:space="preserve">LIMITED;</w:t>
             </w:r>
           </w:p>
           <w:p>
             <w:pPr>
-              <w:pStyle w:val="CaptionName"/>
+              <w:spacing w:before="0" w:after="0" w:line="276" w:lineRule="exact"/>
+              <w:ind w:left="0" w:firstLine="0"/>
+              <w:jc w:val="left"/>
             </w:pPr>
             <w:r>
-              <w:t xml:space="preserve">TETHER INTERNATIONAL LIMITED; and</w:t>
+              <w:t xml:space="preserve">TETHER</w:t>
+            </w:r>
+            <w:r>
+              <w:t xml:space="preserve"> </w:t>
+            </w:r>
+            <w:r>
+              <w:t xml:space="preserve">INTERNATIONAL</w:t>
+            </w:r>
+            <w:r>
+              <w:t xml:space="preserve"> </w:t>
+            </w:r>
+            <w:r>
+              <w:t xml:space="preserve">LIMITED;</w:t>
+            </w:r>
+            <w:r>
+              <w:t xml:space="preserve"> </w:t>
+            </w:r>
+            <w:r>
+              <w:t xml:space="preserve">and</w:t>
             </w:r>
           </w:p>
           <w:p>
             <w:pPr>
-              <w:pStyle w:val="CaptionName"/>
+              <w:spacing w:before="0" w:after="0" w:line="276" w:lineRule="exact"/>
+              <w:ind w:left="0" w:firstLine="0"/>
+              <w:jc w:val="left"/>
             </w:pPr>
             <w:r>
-              <w:t xml:space="preserve">TETHER OPERATIONS LIMITED,</w:t>
+              <w:t xml:space="preserve">TETHER</w:t>
+            </w:r>
+            <w:r>
+              <w:t xml:space="preserve"> </w:t>
+            </w:r>
+            <w:r>
+              <w:t xml:space="preserve">OPERATIONS</w:t>
+            </w:r>
+            <w:r>
+              <w:t xml:space="preserve"> </w:t>
+            </w:r>
+            <w:r>
+              <w:t xml:space="preserve">LIMITED,</w:t>
             </w:r>
           </w:p>
           <w:p>
             <w:pPr>
-              <w:pStyle w:val="CaptionEnd"/>
+              <w:spacing w:before="0" w:after="0" w:line="276" w:lineRule="exact"/>
+              <w:ind w:left="0" w:firstLine="0"/>
+              <w:jc w:val="right"/>
             </w:pPr>
             <w:r>
               <w:t xml:space="preserve">Defendants.</w:t>
@@ -252,10 +982,17 @@
           </w:p>
         </w:tc>
         <w:tc>
-          <w:tcPr/>
+          <w:tcPr>
+            <w:tcW w:w="4536" w:type="dxa"/>
+            <w:tcMar>
+              <w:left w:w="504" w:type="dxa"/>
+            </w:tcMar>
+          </w:tcPr>
           <w:p>
             <w:pPr>
-              <w:pStyle w:val="CaptionRightGap"/>
+              <w:spacing w:before="0" w:after="0" w:line="276" w:lineRule="exact"/>
+              <w:ind w:left="0" w:firstLine="0"/>
+              <w:jc w:val="left"/>
             </w:pPr>
             <w:r>
               <w:t xml:space="preserve">Chapter 11</w:t>
@@ -263,15 +1000,21 @@
           </w:p>
           <w:p>
             <w:pPr>
-              <w:pStyle w:val="Single"/>
+              <w:spacing w:before="276" w:after="0" w:line="276" w:lineRule="exact"/>
+              <w:ind w:left="0" w:firstLine="0"/>
+              <w:jc w:val="left"/>
             </w:pPr>
             <w:r>
-              <w:t xml:space="preserve">Case No. 22-10964 (MG)</w:t>
+              <w:t xml:space="preserve">Case No. 22</w:t>
+              <w:noBreakHyphen/>
+              <w:t xml:space="preserve">10964 (MG)</w:t>
             </w:r>
           </w:p>
           <w:p>
             <w:pPr>
-              <w:pStyle w:val="CaptionRightGap"/>
+              <w:spacing w:before="0" w:after="0" w:line="276" w:lineRule="exact"/>
+              <w:ind w:left="0" w:firstLine="0"/>
+              <w:jc w:val="left"/>
             </w:pPr>
             <w:r>
               <w:t xml:space="preserve">(Jointly Administered)</w:t>
@@ -279,10 +1022,14 @@
           </w:p>
           <w:p>
             <w:pPr>
-              <w:pStyle w:val="CaptionRight"/>
+              <w:spacing w:before="276" w:after="0" w:line="276" w:lineRule="exact"/>
+              <w:ind w:left="0" w:firstLine="0"/>
+              <w:jc w:val="left"/>
             </w:pPr>
             <w:r>
-              <w:t xml:space="preserve">Adv. Pro. No. 24-04018 (MG)</w:t>
+              <w:t xml:space="preserve">Adv. Pro. No. 24</w:t>
+              <w:noBreakHyphen/>
+              <w:t xml:space="preserve">04018 (MG)</w:t>
             </w:r>
           </w:p>
         </w:tc>
@@ -290,23 +1037,26 @@
     </w:tbl>
     <w:p>
       <w:pPr>
-        <w:pStyle w:val="CoverTitle"/>
-      </w:pPr>
-      <w:r>
+        <w:spacing w:before="276" w:after="0" w:line="276" w:lineRule="exact"/>
+        <w:ind w:left="0" w:firstLine="0"/>
+        <w:jc w:val="center"/>
+        <w:sectPr>
+          <w:footerReference w:type="default" r:id="rIdFtrNote"/>
+          <w:pgSz w:w="12240" w:h="15840"/>
+          <w:pgMar w:top="1440" w:right="1440" w:bottom="1440" w:left="1440" w:header="720" w:footer="1440" w:gutter="0"/>
+        </w:sectPr>
+      </w:pPr>
+      <w:r>
+        <w:rPr>
+          <w:b/>
+          <w:bCs/>
+        </w:rPr>
         <w:t xml:space="preserve">COMPLAINT</w:t>
       </w:r>
     </w:p>
     <w:p>
       <w:pPr>
-        <w:sectPr>
-          <w:pgSz w:w="12240" w:h="15840"/>
-          <w:pgMar w:top="1440" w:right="1440" w:bottom="1440" w:left="1440" w:header="720" w:footer="720" w:gutter="0"/>
-        </w:sectPr>
-      </w:pPr>
-    </w:p>
-    <w:p>
-      <w:pPr>
-        <w:pStyle w:val="BodyPara"/>
+        <w:pStyle w:val="BodyText"/>
       </w:pPr>
       <w:r>
         <w:t xml:space="preserve">Plaintiffs Celsius Network Limited and Celsius Network LLC (the Post-Effective Date Debtors) (“Post-Effective Date Debtors” or “Celsius” or “Plaintiffs” or “Debtors”) bring this Complaint against Tether Limited, Tether Holdings Limited, Tether International Limited, and Tether Operations Limited (“Tether” or “Defendants”), and allege the following based on reasonable due diligence of the Debtors’ books and records, on personal knowledge as to themselves and their own acts, and upon information and belief as to all other matters:</w:t>
@@ -315,14 +1065,65 @@
     <w:p>
       <w:pPr>
         <w:pStyle w:val="Heading1"/>
-      </w:pPr>
-      <w:r>
-        <w:t xml:space="preserve">NATURE OF THE CASE</w:t>
-      </w:r>
-    </w:p>
-    <w:p>
-      <w:pPr>
-        <w:pStyle w:val="NumPara"/>
+        <w:keepNext/>
+        <w:keepLines/>
+        <w:spacing w:before="0" w:after="0" w:line="552" w:lineRule="exact"/>
+        <w:ind w:left="0" w:firstLine="0"/>
+        <w:jc w:val="center"/>
+      </w:pPr>
+      <w:r>
+        <w:rPr>
+          <w:b/>
+          <w:bCs/>
+        </w:rPr>
+        <w:t xml:space="preserve">NATURE</w:t>
+      </w:r>
+      <w:r>
+        <w:rPr>
+          <w:b/>
+          <w:bCs/>
+        </w:rPr>
+        <w:t xml:space="preserve"> </w:t>
+      </w:r>
+      <w:r>
+        <w:rPr>
+          <w:b/>
+          <w:bCs/>
+        </w:rPr>
+        <w:t xml:space="preserve">OF</w:t>
+      </w:r>
+      <w:r>
+        <w:rPr>
+          <w:b/>
+          <w:bCs/>
+        </w:rPr>
+        <w:t xml:space="preserve"> </w:t>
+      </w:r>
+      <w:r>
+        <w:rPr>
+          <w:b/>
+          <w:bCs/>
+        </w:rPr>
+        <w:t xml:space="preserve">THE</w:t>
+      </w:r>
+      <w:r>
+        <w:rPr>
+          <w:b/>
+          <w:bCs/>
+        </w:rPr>
+        <w:t xml:space="preserve"> </w:t>
+      </w:r>
+      <w:r>
+        <w:rPr>
+          <w:b/>
+          <w:bCs/>
+        </w:rPr>
+        <w:t xml:space="preserve">CASE</w:t>
+      </w:r>
+    </w:p>
+    <w:p>
+      <w:pPr>
+        <w:pStyle w:val="BodyNumber"/>
       </w:pPr>
       <w:r>
         <w:t xml:space="preserve">1.</w:t>
@@ -337,7 +1138,7 @@
         <w:rPr>
           <w:rStyle w:val="FootnoteReference"/>
         </w:rPr>
-        <w:footnoteReference w:id="110"/>
+        <w:footnoteReference w:id="9"/>
       </w:r>
       <w:r>
         <w:t xml:space="preserve"> </w:t>
@@ -348,7 +1149,7 @@
     </w:p>
     <w:p>
       <w:pPr>
-        <w:pStyle w:val="NumPara"/>
+        <w:pStyle w:val="BodyNumber"/>
       </w:pPr>
       <w:r>
         <w:t xml:space="preserve">2.</w:t>
@@ -357,12 +1158,18 @@
         <w:tab/>
       </w:r>
       <w:r>
-        <w:t xml:space="preserve">In 2020, Plaintiff Celsius Network Limited entered into a loan agreement (the “Token Agreement”) with Tether Limited, allowing Celsius to borrow stablecoins, Tether token (“USDT”) and Euro Tether (“EURT”), from Tether Limited at an interest rate between 0.333-0.55% per month. Like many of its peer cryptocurrency companies, Celsius relied in large part on “stablecoins” to operate certain critical aspects of its business. “Stablecoins” are digital currencies whose prices are pegged to those of other assets (such as the dollar). Stablecoins are typically backed by reserves of non-digital assets, like cash or marketable securities, to ensure price stability. The world’s most popular stablecoin, USDT, has its price pegged to the United States dollar. USDT was created by Tether in 2014, and has been marketed and controlled by them since then.</w:t>
-      </w:r>
-    </w:p>
-    <w:p>
-      <w:pPr>
-        <w:pStyle w:val="NumPara"/>
+        <w:t xml:space="preserve">In 2020, Plaintiff Celsius Network Limited entered into a loan agreement (the “Token Agreement”) with Tether Limited, allowing Celsius to borrow stablecoins, Tether token (“USDT”) and Euro Tether (“EURT”), from Tether Limited at an interest rate between 0.333</w:t>
+      </w:r>
+      <w:r>
+        <w:noBreakHyphen/>
+      </w:r>
+      <w:r>
+        <w:t xml:space="preserve">0.55% per month. Like many of its peer cryptocurrency companies, Celsius relied in large part on “stablecoins” to operate certain critical aspects of its business. “Stablecoins” are digital currencies whose prices are pegged to those of other assets (such as the dollar). Stablecoins are typically backed by reserves of non-digital assets, like cash or marketable securities, to ensure price stability. The world’s most popular stablecoin, USDT, has its price pegged to the United States dollar. USDT was created by Tether in 2014, and has been marketed and controlled by them since then.</w:t>
+      </w:r>
+    </w:p>
+    <w:p>
+      <w:pPr>
+        <w:pStyle w:val="BodyNumber"/>
       </w:pPr>
       <w:r>
         <w:t xml:space="preserve">3.</w:t>
@@ -376,7 +1183,7 @@
     </w:p>
     <w:p>
       <w:pPr>
-        <w:pStyle w:val="NumPara"/>
+        <w:pStyle w:val="BodyNumber"/>
       </w:pPr>
       <w:r>
         <w:t xml:space="preserve">4.</w:t>
@@ -390,7 +1197,7 @@
     </w:p>
     <w:p>
       <w:pPr>
-        <w:pStyle w:val="NumPara"/>
+        <w:pStyle w:val="BodyNumber"/>
       </w:pPr>
       <w:r>
         <w:t xml:space="preserve">5.</w:t>
@@ -399,12 +1206,12 @@
         <w:tab/>
       </w:r>
       <w:r>
-        <w:t xml:space="preserve">In addition to the Preferential Top-Up Transfers, also during the § 547(b) Period, Plaintiffs transferred 2,228.01 Bitcoin of excess collateral to Defendants in connection with $300,000,000 of new borrowings. These transfers cross-collateralized Celsius’s existing borrowings from Tether (defined below as the Preferential Cross-Collateralization Transfers). These preferential transfers of Bitcoin are worth in excess of $800,000,000 in today’s dollars, and are separate from and do not include over 7,000 additional Bitcoin transferred to Tether in connection with new advances of USDT and EURT to Celsius. Nor do they include 36,684,477.42 EURT and 18,556,675.01 USDT of interest and principal payments made by Celsius to Tether during the ninety-day period prior to Celsius’s bankruptcy filing.</w:t>
-      </w:r>
-    </w:p>
-    <w:p>
-      <w:pPr>
-        <w:pStyle w:val="NumPara"/>
+        <w:t xml:space="preserve">In addition to the Preferential Top-Up Transfers, also during the § 547(b) Period, Plaintiffs transferred 2,228.01 Bitcoin of excess collateral to Defendants in connection with $300,000,000 of new borrowings. These transfers cross-collateralized Celsius’s existing borrowings from Tether (defined below as the Preferential Cross-Collateralization Transfers). These preferential transfers of Bitcoin are worth in excess of $800,000,000 in today’s dollars, and are separate from and do not include over 7,000 additional Bitcoin transferred to Tether in connection with new advances of USDT and EURT to Celsius. Nor do they include 36,684,477.42 EURT and 18,556,675.01 USDT of interest and principal payments made by Celsius to Tether during the ninety-day period prior to Celsius’s bankruptcy filing.</w:t>
+      </w:r>
+    </w:p>
+    <w:p>
+      <w:pPr>
+        <w:pStyle w:val="BodyNumber"/>
       </w:pPr>
       <w:r>
         <w:t xml:space="preserve">6.</w:t>
@@ -418,7 +1225,7 @@
     </w:p>
     <w:p>
       <w:pPr>
-        <w:pStyle w:val="NumPara"/>
+        <w:pStyle w:val="BodyNumber"/>
       </w:pPr>
       <w:r>
         <w:t xml:space="preserve">7.</w:t>
@@ -432,7 +1239,7 @@
     </w:p>
     <w:p>
       <w:pPr>
-        <w:pStyle w:val="NumPara"/>
+        <w:pStyle w:val="BodyNumber"/>
       </w:pPr>
       <w:r>
         <w:t xml:space="preserve">8.</w:t>
@@ -446,7 +1253,7 @@
     </w:p>
     <w:p>
       <w:pPr>
-        <w:pStyle w:val="NumPara"/>
+        <w:pStyle w:val="BodyNumber"/>
       </w:pPr>
       <w:r>
         <w:t xml:space="preserve">9.</w:t>
@@ -461,14 +1268,37 @@
     <w:p>
       <w:pPr>
         <w:pStyle w:val="Heading1"/>
-      </w:pPr>
-      <w:r>
-        <w:t xml:space="preserve">THE PARTIES</w:t>
-      </w:r>
-    </w:p>
-    <w:p>
-      <w:pPr>
-        <w:pStyle w:val="NumPara"/>
+        <w:keepNext/>
+        <w:keepLines/>
+        <w:spacing w:before="0" w:after="0" w:line="552" w:lineRule="exact"/>
+        <w:ind w:left="0" w:firstLine="0"/>
+        <w:jc w:val="center"/>
+      </w:pPr>
+      <w:r>
+        <w:rPr>
+          <w:b/>
+          <w:bCs/>
+        </w:rPr>
+        <w:t xml:space="preserve">THE</w:t>
+      </w:r>
+      <w:r>
+        <w:rPr>
+          <w:b/>
+          <w:bCs/>
+        </w:rPr>
+        <w:t xml:space="preserve"> </w:t>
+      </w:r>
+      <w:r>
+        <w:rPr>
+          <w:b/>
+          <w:bCs/>
+        </w:rPr>
+        <w:t xml:space="preserve">PARTIES</w:t>
+      </w:r>
+    </w:p>
+    <w:p>
+      <w:pPr>
+        <w:pStyle w:val="BodyNumber"/>
       </w:pPr>
       <w:r>
         <w:t xml:space="preserve">10.</w:t>
@@ -482,7 +1312,7 @@
     </w:p>
     <w:p>
       <w:pPr>
-        <w:pStyle w:val="NumPara"/>
+        <w:pStyle w:val="BodyNumber"/>
       </w:pPr>
       <w:r>
         <w:t xml:space="preserve">11.</w:t>
@@ -496,7 +1326,7 @@
     </w:p>
     <w:p>
       <w:pPr>
-        <w:pStyle w:val="NumPara"/>
+        <w:pStyle w:val="BodyNumber"/>
       </w:pPr>
       <w:r>
         <w:t xml:space="preserve">12.</w:t>
@@ -510,7 +1340,7 @@
     </w:p>
     <w:p>
       <w:pPr>
-        <w:pStyle w:val="NumPara"/>
+        <w:pStyle w:val="BodyNumber"/>
       </w:pPr>
       <w:r>
         <w:t xml:space="preserve">13.</w:t>
@@ -524,7 +1354,7 @@
     </w:p>
     <w:p>
       <w:pPr>
-        <w:pStyle w:val="NumPara"/>
+        <w:pStyle w:val="BodyNumber"/>
       </w:pPr>
       <w:r>
         <w:t xml:space="preserve">14.</w:t>
@@ -538,7 +1368,7 @@
     </w:p>
     <w:p>
       <w:pPr>
-        <w:pStyle w:val="NumPara"/>
+        <w:pStyle w:val="BodyNumber"/>
       </w:pPr>
       <w:r>
         <w:t xml:space="preserve">15.</w:t>
@@ -553,14 +1383,51 @@
     <w:p>
       <w:pPr>
         <w:pStyle w:val="Heading1"/>
-      </w:pPr>
-      <w:r>
-        <w:t xml:space="preserve">JURISDICTION AND VENUE</w:t>
-      </w:r>
-    </w:p>
-    <w:p>
-      <w:pPr>
-        <w:pStyle w:val="NumPara"/>
+        <w:keepNext/>
+        <w:keepLines/>
+        <w:spacing w:before="0" w:after="0" w:line="552" w:lineRule="exact"/>
+        <w:ind w:left="0" w:firstLine="0"/>
+        <w:jc w:val="center"/>
+      </w:pPr>
+      <w:r>
+        <w:rPr>
+          <w:b/>
+          <w:bCs/>
+        </w:rPr>
+        <w:t xml:space="preserve">JURISDICTION</w:t>
+      </w:r>
+      <w:r>
+        <w:rPr>
+          <w:b/>
+          <w:bCs/>
+        </w:rPr>
+        <w:t xml:space="preserve"> </w:t>
+      </w:r>
+      <w:r>
+        <w:rPr>
+          <w:b/>
+          <w:bCs/>
+        </w:rPr>
+        <w:t xml:space="preserve">AND</w:t>
+      </w:r>
+      <w:r>
+        <w:rPr>
+          <w:b/>
+          <w:bCs/>
+        </w:rPr>
+        <w:t xml:space="preserve"> </w:t>
+      </w:r>
+      <w:r>
+        <w:rPr>
+          <w:b/>
+          <w:bCs/>
+        </w:rPr>
+        <w:t xml:space="preserve">VENUE</w:t>
+      </w:r>
+    </w:p>
+    <w:p>
+      <w:pPr>
+        <w:pStyle w:val="BodyNumber"/>
       </w:pPr>
       <w:r>
         <w:t xml:space="preserve">16.</w:t>
@@ -569,12 +1436,12 @@
         <w:tab/>
       </w:r>
       <w:r>
-        <w:t xml:space="preserve">The Court has subject matter jurisdiction pursuant to 28 U.S.C. § 1334(b) and the Standing Order of the United States District Court for the Southern District of New York referring to the Bankruptcy Judges of this District all cases and proceedings arising under the Bankruptcy Code. This court also has jurisdiction under 28 U.S.C. § 1331 because Plaintiffs’ preference and fraudulent transfer claims arise under federal law, and has supplemental jurisdiction under 28 U.S.C. § 1367 over Plaintiffs’ state and foreign law claims, which arise out of the same nucleus of operative facts.</w:t>
-      </w:r>
-    </w:p>
-    <w:p>
-      <w:pPr>
-        <w:pStyle w:val="NumPara"/>
+        <w:t xml:space="preserve">The Court has subject matter jurisdiction pursuant to 28 U.S.C. § 1334(b) and the Standing Order of the United States District Court for the Southern District of New York referring to the Bankruptcy Judges of this District all cases and proceedings arising under the Bankruptcy Code. This court also has jurisdiction under 28 U.S.C. § 1331 because Plaintiffs’ preference and fraudulent transfer claims arise under federal law, and has supplemental jurisdiction under 28 U.S.C. § 1367 over Plaintiffs’ state and foreign law claims, which arise out of the same nucleus of operative facts.</w:t>
+      </w:r>
+    </w:p>
+    <w:p>
+      <w:pPr>
+        <w:pStyle w:val="BodyNumber"/>
       </w:pPr>
       <w:r>
         <w:t xml:space="preserve">17.</w:t>
@@ -583,12 +1450,12 @@
         <w:tab/>
       </w:r>
       <w:r>
-        <w:t xml:space="preserve">This adversary proceeding is a “core” proceeding as defined in 28 U.S.C. § 157(b)(2). In the event that this or any other Court finds any part of this adversary proceeding to be “non-core,” Plaintiffs consent to the entry of final orders and judgments by the Bankruptcy Court, pursuant to Rule 7008 of the Federal Rules of Bankruptcy Procedure.</w:t>
-      </w:r>
-    </w:p>
-    <w:p>
-      <w:pPr>
-        <w:pStyle w:val="NumPara"/>
+        <w:t xml:space="preserve">This adversary proceeding is a “core” proceeding as defined in 28 U.S.C. § 157(b)⁠(2). In the event that this or any other Court finds any part of this adversary proceeding to be “non-core,” Plaintiffs consent to the entry of final orders and judgments by the Bankruptcy Court, pursuant to Rule 7008 of the Federal Rules of Bankruptcy Procedure.</w:t>
+      </w:r>
+    </w:p>
+    <w:p>
+      <w:pPr>
+        <w:pStyle w:val="BodyNumber"/>
       </w:pPr>
       <w:r>
         <w:t xml:space="preserve">18.</w:t>
@@ -597,12 +1464,12 @@
         <w:tab/>
       </w:r>
       <w:r>
-        <w:t xml:space="preserve">Venue is proper in this District under 28 U.S.C. §§ 1408 and 1409 because this adversary proceeding arises under and relates to the above-captioned chapter 11 cases under the Bankruptcy Code already pending in this District. Venue is additionally proper in this District pursuant to 28 U.S.C. § 1391 because a substantial part of the events or omissions giving rise to Plaintiffs’ claims occurred in this District.</w:t>
-      </w:r>
-    </w:p>
-    <w:p>
-      <w:pPr>
-        <w:pStyle w:val="NumPara"/>
+        <w:t xml:space="preserve">Venue is proper in this District under 28 U.S.C. §§ 1408 and 1409 because this adversary proceeding arises under and relates to the above-captioned chapter 11 cases under the Bankruptcy Code already pending in this District. Venue is additionally proper in this District pursuant to 28 U.S.C. § 1391 because a substantial part of the events or omissions giving rise to Plaintiffs’ claims occurred in this District.</w:t>
+      </w:r>
+    </w:p>
+    <w:p>
+      <w:pPr>
+        <w:pStyle w:val="BodyNumber"/>
       </w:pPr>
       <w:r>
         <w:t xml:space="preserve">19.</w:t>
@@ -611,18 +1478,18 @@
         <w:tab/>
       </w:r>
       <w:r>
-        <w:t xml:space="preserve">This Court’s Findings of Fact, Conclusions of Law, and Order Confirming The Modified Joint Chapter 11 Plan of Celsius Network LLC and Its Debtor Affiliates (the “Confirmation Order”), ECF Doc. No. 3972, in the above-captioned chapter 11 cases, approves the Debtors’ chapter 11 plan, which, at Article XII (12), provides that this Court “shall retain exclusive jurisdiction” to “resolve any cases, controversies, suits, disputes, Causes of Action, or other matters,” like this one, “that may arise in connection with the Recovery Causes of Action brought by the Litigation Administrator.”</w:t>
+        <w:t xml:space="preserve">This Court’s Findings of Fact, Conclusions of Law, and Order Confirming The Modified Joint Chapter 11 Plan of Celsius Network LLC and Its Debtor Affiliates (the “Confirmation Order”), ECF Doc. No. 3972, in the above-captioned chapter 11 cases, approves the Debtors’ chapter 11 plan, which, at Article XII (12), provides that this Court “shall retain exclusive jurisdiction” to “resolve any cases, controversies, suits, disputes, Causes of Action, or other matters,” like this one, “that may arise in connection with the Recovery Causes of Action brought by the Litigation Administrator.”</w:t>
       </w:r>
       <w:r>
         <w:rPr>
           <w:rStyle w:val="FootnoteReference"/>
         </w:rPr>
-        <w:footnoteReference w:id="111"/>
-      </w:r>
-    </w:p>
-    <w:p>
-      <w:pPr>
-        <w:pStyle w:val="NumPara"/>
+        <w:footnoteReference w:id="10"/>
+      </w:r>
+    </w:p>
+    <w:p>
+      <w:pPr>
+        <w:pStyle w:val="BodyNumber"/>
       </w:pPr>
       <w:r>
         <w:t xml:space="preserve">20.</w:t>
@@ -636,7 +1503,7 @@
     </w:p>
     <w:p>
       <w:pPr>
-        <w:pStyle w:val="NumPara"/>
+        <w:pStyle w:val="BodyNumber"/>
       </w:pPr>
       <w:r>
         <w:t xml:space="preserve">21.</w:t>
@@ -651,28 +1518,197 @@
     <w:p>
       <w:pPr>
         <w:pStyle w:val="Heading1"/>
-      </w:pPr>
-      <w:r>
-        <w:t xml:space="preserve">FACTUAL BACKGROUND</w:t>
+        <w:keepNext/>
+        <w:keepLines/>
+        <w:spacing w:before="0" w:after="0" w:line="552" w:lineRule="exact"/>
+        <w:ind w:left="0" w:firstLine="0"/>
+        <w:jc w:val="center"/>
+      </w:pPr>
+      <w:r>
+        <w:rPr>
+          <w:b/>
+          <w:bCs/>
+        </w:rPr>
+        <w:t xml:space="preserve">FACTUAL</w:t>
+      </w:r>
+      <w:r>
+        <w:rPr>
+          <w:b/>
+          <w:bCs/>
+        </w:rPr>
+        <w:t xml:space="preserve"> </w:t>
+      </w:r>
+      <w:r>
+        <w:rPr>
+          <w:b/>
+          <w:bCs/>
+        </w:rPr>
+        <w:t xml:space="preserve">BACKGROUND</w:t>
       </w:r>
     </w:p>
     <w:p>
       <w:pPr>
         <w:pStyle w:val="Heading2"/>
-      </w:pPr>
-      <w:r>
+        <w:keepNext/>
+        <w:keepLines/>
+        <w:tabs>
+          <w:tab w:val="left" w:pos="720"/>
+        </w:tabs>
+        <w:spacing w:before="0" w:after="0" w:line="552" w:lineRule="exact"/>
+        <w:ind w:left="720" w:hanging="720"/>
+        <w:jc w:val="left"/>
+      </w:pPr>
+      <w:r>
+        <w:rPr>
+          <w:b/>
+          <w:bCs/>
+        </w:rPr>
         <w:t xml:space="preserve">A.</w:t>
       </w:r>
       <w:r>
+        <w:rPr>
+          <w:b/>
+          <w:bCs/>
+        </w:rPr>
         <w:tab/>
       </w:r>
       <w:r>
-        <w:t xml:space="preserve">Plaintiffs’ Business And Reliance On Loans From Tether To Operate</w:t>
-      </w:r>
-    </w:p>
-    <w:p>
-      <w:pPr>
-        <w:pStyle w:val="NumPara"/>
+        <w:rPr>
+          <w:b/>
+          <w:bCs/>
+        </w:rPr>
+        <w:t xml:space="preserve">Plaintiffs’</w:t>
+      </w:r>
+      <w:r>
+        <w:rPr>
+          <w:b/>
+          <w:bCs/>
+        </w:rPr>
+        <w:t xml:space="preserve"> </w:t>
+      </w:r>
+      <w:r>
+        <w:rPr>
+          <w:b/>
+          <w:bCs/>
+        </w:rPr>
+        <w:t xml:space="preserve">Business</w:t>
+      </w:r>
+      <w:r>
+        <w:rPr>
+          <w:b/>
+          <w:bCs/>
+        </w:rPr>
+        <w:t xml:space="preserve"> </w:t>
+      </w:r>
+      <w:r>
+        <w:rPr>
+          <w:b/>
+          <w:bCs/>
+        </w:rPr>
+        <w:t xml:space="preserve">And</w:t>
+      </w:r>
+      <w:r>
+        <w:rPr>
+          <w:b/>
+          <w:bCs/>
+        </w:rPr>
+        <w:t xml:space="preserve"> </w:t>
+      </w:r>
+      <w:r>
+        <w:rPr>
+          <w:b/>
+          <w:bCs/>
+        </w:rPr>
+        <w:t xml:space="preserve">Reliance</w:t>
+      </w:r>
+      <w:r>
+        <w:rPr>
+          <w:b/>
+          <w:bCs/>
+        </w:rPr>
+        <w:t xml:space="preserve"> </w:t>
+      </w:r>
+      <w:r>
+        <w:rPr>
+          <w:b/>
+          <w:bCs/>
+        </w:rPr>
+        <w:t xml:space="preserve">On</w:t>
+      </w:r>
+      <w:r>
+        <w:rPr>
+          <w:b/>
+          <w:bCs/>
+        </w:rPr>
+        <w:t xml:space="preserve"> </w:t>
+      </w:r>
+      <w:r>
+        <w:rPr>
+          <w:b/>
+          <w:bCs/>
+        </w:rPr>
+        <w:t xml:space="preserve">Loans</w:t>
+      </w:r>
+      <w:r>
+        <w:rPr>
+          <w:b/>
+          <w:bCs/>
+        </w:rPr>
+        <w:t xml:space="preserve"> </w:t>
+      </w:r>
+      <w:r>
+        <w:rPr>
+          <w:b/>
+          <w:bCs/>
+        </w:rPr>
+        <w:t xml:space="preserve">From</w:t>
+      </w:r>
+      <w:r>
+        <w:rPr>
+          <w:b/>
+          <w:bCs/>
+        </w:rPr>
+        <w:t xml:space="preserve"> </w:t>
+      </w:r>
+      <w:r>
+        <w:rPr>
+          <w:b/>
+          <w:bCs/>
+        </w:rPr>
+        <w:t xml:space="preserve">Tether</w:t>
+      </w:r>
+      <w:r>
+        <w:rPr>
+          <w:b/>
+          <w:bCs/>
+        </w:rPr>
+        <w:t xml:space="preserve"> </w:t>
+      </w:r>
+      <w:r>
+        <w:rPr>
+          <w:b/>
+          <w:bCs/>
+        </w:rPr>
+        <w:t xml:space="preserve">To</w:t>
+      </w:r>
+      <w:r>
+        <w:rPr>
+          <w:b/>
+          <w:bCs/>
+        </w:rPr>
+        <w:t xml:space="preserve"> </w:t>
+      </w:r>
+      <w:r>
+        <w:rPr>
+          <w:b/>
+          <w:bCs/>
+        </w:rPr>
+        <w:t xml:space="preserve">Operate</w:t>
+      </w:r>
+    </w:p>
+    <w:p>
+      <w:pPr>
+        <w:pStyle w:val="BodyNumber"/>
       </w:pPr>
       <w:r>
         <w:t xml:space="preserve">22.</w:t>
@@ -686,7 +1722,7 @@
     </w:p>
     <w:p>
       <w:pPr>
-        <w:pStyle w:val="NumPara"/>
+        <w:pStyle w:val="BodyNumber"/>
       </w:pPr>
       <w:r>
         <w:t xml:space="preserve">23.</w:t>
@@ -700,7 +1736,7 @@
     </w:p>
     <w:p>
       <w:pPr>
-        <w:pStyle w:val="NumPara"/>
+        <w:pStyle w:val="BodyNumber"/>
       </w:pPr>
       <w:r>
         <w:t xml:space="preserve">24.</w:t>
@@ -714,7 +1750,7 @@
     </w:p>
     <w:p>
       <w:pPr>
-        <w:pStyle w:val="NumPara"/>
+        <w:pStyle w:val="BodyNumber"/>
       </w:pPr>
       <w:r>
         <w:t xml:space="preserve">25.</w:t>
@@ -729,20 +1765,68 @@
     <w:p>
       <w:pPr>
         <w:pStyle w:val="Heading2"/>
-      </w:pPr>
-      <w:r>
+        <w:keepNext/>
+        <w:keepLines/>
+        <w:tabs>
+          <w:tab w:val="left" w:pos="720"/>
+        </w:tabs>
+        <w:spacing w:before="0" w:after="0" w:line="552" w:lineRule="exact"/>
+        <w:ind w:left="720" w:hanging="720"/>
+        <w:jc w:val="left"/>
+      </w:pPr>
+      <w:r>
+        <w:rPr>
+          <w:b/>
+          <w:bCs/>
+        </w:rPr>
         <w:t xml:space="preserve">B.</w:t>
       </w:r>
       <w:r>
+        <w:rPr>
+          <w:b/>
+          <w:bCs/>
+        </w:rPr>
         <w:tab/>
       </w:r>
       <w:r>
-        <w:t xml:space="preserve">The Token Agreement</w:t>
-      </w:r>
-    </w:p>
-    <w:p>
-      <w:pPr>
-        <w:pStyle w:val="NumPara"/>
+        <w:rPr>
+          <w:b/>
+          <w:bCs/>
+        </w:rPr>
+        <w:t xml:space="preserve">The</w:t>
+      </w:r>
+      <w:r>
+        <w:rPr>
+          <w:b/>
+          <w:bCs/>
+        </w:rPr>
+        <w:t xml:space="preserve"> </w:t>
+      </w:r>
+      <w:r>
+        <w:rPr>
+          <w:b/>
+          <w:bCs/>
+        </w:rPr>
+        <w:t xml:space="preserve">Token</w:t>
+      </w:r>
+      <w:r>
+        <w:rPr>
+          <w:b/>
+          <w:bCs/>
+        </w:rPr>
+        <w:t xml:space="preserve"> </w:t>
+      </w:r>
+      <w:r>
+        <w:rPr>
+          <w:b/>
+          <w:bCs/>
+        </w:rPr>
+        <w:t xml:space="preserve">Agreement</w:t>
+      </w:r>
+    </w:p>
+    <w:p>
+      <w:pPr>
+        <w:pStyle w:val="BodyNumber"/>
       </w:pPr>
       <w:r>
         <w:t xml:space="preserve">26.</w:t>
@@ -756,7 +1840,7 @@
     </w:p>
     <w:p>
       <w:pPr>
-        <w:pStyle w:val="NumPara"/>
+        <w:pStyle w:val="BodyNumber"/>
       </w:pPr>
       <w:r>
         <w:t xml:space="preserve">27.</w:t>
@@ -770,7 +1854,7 @@
     </w:p>
     <w:p>
       <w:pPr>
-        <w:pStyle w:val="NumPara"/>
+        <w:pStyle w:val="BodyNumber"/>
       </w:pPr>
       <w:r>
         <w:t xml:space="preserve">28.</w:t>
@@ -784,7 +1868,7 @@
     </w:p>
     <w:p>
       <w:pPr>
-        <w:pStyle w:val="NumPara"/>
+        <w:pStyle w:val="BodyNumber"/>
       </w:pPr>
       <w:r>
         <w:t xml:space="preserve">29.</w:t>
@@ -798,7 +1882,7 @@
     </w:p>
     <w:p>
       <w:pPr>
-        <w:pStyle w:val="NumPara"/>
+        <w:pStyle w:val="BodyNumber"/>
       </w:pPr>
       <w:r>
         <w:t xml:space="preserve">30.</w:t>
@@ -812,7 +1896,7 @@
     </w:p>
     <w:p>
       <w:pPr>
-        <w:pStyle w:val="NumPara"/>
+        <w:pStyle w:val="BodyNumber"/>
       </w:pPr>
       <w:r>
         <w:t xml:space="preserve">31.</w:t>
@@ -827,14 +1911,51 @@
     <w:p>
       <w:pPr>
         <w:pStyle w:val="Heading1"/>
-      </w:pPr>
-      <w:r>
-        <w:t xml:space="preserve">PRAYER FOR RELIEF</w:t>
-      </w:r>
-    </w:p>
-    <w:p>
-      <w:pPr>
-        <w:pStyle w:val="BodyPara"/>
+        <w:keepNext/>
+        <w:keepLines/>
+        <w:spacing w:before="0" w:after="0" w:line="552" w:lineRule="exact"/>
+        <w:ind w:left="0" w:firstLine="0"/>
+        <w:jc w:val="center"/>
+      </w:pPr>
+      <w:r>
+        <w:rPr>
+          <w:b/>
+          <w:bCs/>
+        </w:rPr>
+        <w:t xml:space="preserve">PRAYER</w:t>
+      </w:r>
+      <w:r>
+        <w:rPr>
+          <w:b/>
+          <w:bCs/>
+        </w:rPr>
+        <w:t xml:space="preserve"> </w:t>
+      </w:r>
+      <w:r>
+        <w:rPr>
+          <w:b/>
+          <w:bCs/>
+        </w:rPr>
+        <w:t xml:space="preserve">FOR</w:t>
+      </w:r>
+      <w:r>
+        <w:rPr>
+          <w:b/>
+          <w:bCs/>
+        </w:rPr>
+        <w:t xml:space="preserve"> </w:t>
+      </w:r>
+      <w:r>
+        <w:rPr>
+          <w:b/>
+          <w:bCs/>
+        </w:rPr>
+        <w:t xml:space="preserve">RELIEF</w:t>
+      </w:r>
+    </w:p>
+    <w:p>
+      <w:pPr>
+        <w:pStyle w:val="BodyText"/>
       </w:pPr>
       <w:r>
         <w:t xml:space="preserve">WHEREFORE, for the foregoing reasons, Plaintiffs respectfully request that this Court enter judgment in favor of the Plaintiffs and against Defendants and grant the following relief:</w:t>
@@ -842,7 +1963,7 @@
     </w:p>
     <w:p>
       <w:pPr>
-        <w:pStyle w:val="ListItem"/>
+        <w:pStyle w:val="Lettered"/>
       </w:pPr>
       <w:r>
         <w:t xml:space="preserve">(a)</w:t>
@@ -851,12 +1972,12 @@
         <w:tab/>
       </w:r>
       <w:r>
-        <w:t xml:space="preserve">Avoid the Preferential Top-Up Transfers, Preferential Cross-Collateralization Transfers, and Preferential Application Transfer as preferential transfers under 11 U.S.C. § 547;</w:t>
-      </w:r>
-    </w:p>
-    <w:p>
-      <w:pPr>
-        <w:pStyle w:val="ListItem"/>
+        <w:t xml:space="preserve">Avoid the Preferential Top-Up Transfers, Preferential Cross-Collateralization Transfers, and Preferential Application Transfer as preferential transfers under 11 U.S.C. § 547;</w:t>
+      </w:r>
+    </w:p>
+    <w:p>
+      <w:pPr>
+        <w:pStyle w:val="Lettered"/>
       </w:pPr>
       <w:r>
         <w:t xml:space="preserve">(b)</w:t>
@@ -865,12 +1986,12 @@
         <w:tab/>
       </w:r>
       <w:r>
-        <w:t xml:space="preserve">Direct Plaintiffs to return the Preferential Top-Up Transfers, Preferential Cross-Collateralization Transfers, and Preferential Application Transfer, or the value thereof, under 11 U.S.C. § 550;</w:t>
-      </w:r>
-    </w:p>
-    <w:p>
-      <w:pPr>
-        <w:pStyle w:val="ListItem"/>
+        <w:t xml:space="preserve">Direct Plaintiffs to return the Preferential Top-Up Transfers, Preferential Cross-Collateralization Transfers, and Preferential Application Transfer, or the value thereof, under 11 U.S.C. § 550;</w:t>
+      </w:r>
+    </w:p>
+    <w:p>
+      <w:pPr>
+        <w:pStyle w:val="Lettered"/>
       </w:pPr>
       <w:r>
         <w:t xml:space="preserve">(c)</w:t>
@@ -879,12 +2000,12 @@
         <w:tab/>
       </w:r>
       <w:r>
-        <w:t xml:space="preserve">Avoid Tether’s application of Celsius’s 39,542.42 Bitcoin against Celsius’s outstanding loan as a fraudulent or otherwise voidable transfer under 11 U.S.C. §§ 544, 548, and the law of New York, New Jersey, and Delaware;</w:t>
-      </w:r>
-    </w:p>
-    <w:p>
-      <w:pPr>
-        <w:pStyle w:val="ListItem"/>
+        <w:t xml:space="preserve">Avoid Tether’s application of Celsius’s 39,542.42 Bitcoin against Celsius’s outstanding loan as a fraudulent or otherwise voidable transfer under 11 U.S.C. §§ 544, 548, and the law of New York, New Jersey, and Delaware;</w:t>
+      </w:r>
+    </w:p>
+    <w:p>
+      <w:pPr>
+        <w:pStyle w:val="Lettered"/>
       </w:pPr>
       <w:r>
         <w:t xml:space="preserve">(d)</w:t>
@@ -893,12 +2014,12 @@
         <w:tab/>
       </w:r>
       <w:r>
-        <w:t xml:space="preserve">Require Defendants to relinquish to Plaintiffs the 15,658.21 Bitcoin, 2,228.01 Bitcoin, and 39,542.42 Bitcoin (subject to § 550(d) and without duplication) preferentially transferred by Plaintiffs to Defendants during the § 547(b) Period, or, in the alternative, award Plaintiffs the present value of all Bitcoin preferentially transferred to Defendants during the § 547(b) Period;</w:t>
-      </w:r>
-    </w:p>
-    <w:p>
-      <w:pPr>
-        <w:pStyle w:val="ListItem"/>
+        <w:t xml:space="preserve">Require Defendants to relinquish to Plaintiffs the 15,658.21 Bitcoin, 2,228.01 Bitcoin, and 39,542.42 Bitcoin (subject to § 550(d) and without duplication) preferentially transferred by Plaintiffs to Defendants during the § 547(b) Period, or, in the alternative, award Plaintiffs the present value of all Bitcoin preferentially transferred to Defendants during the § 547(b) Period;</w:t>
+      </w:r>
+    </w:p>
+    <w:p>
+      <w:pPr>
+        <w:pStyle w:val="Lettered"/>
       </w:pPr>
       <w:r>
         <w:t xml:space="preserve">(e)</w:t>
@@ -912,7 +2033,7 @@
     </w:p>
     <w:p>
       <w:pPr>
-        <w:pStyle w:val="ListItem"/>
+        <w:pStyle w:val="Lettered"/>
       </w:pPr>
       <w:r>
         <w:t xml:space="preserve">(f)</w:t>
@@ -926,7 +2047,7 @@
     </w:p>
     <w:p>
       <w:pPr>
-        <w:pStyle w:val="ListLast"/>
+        <w:pStyle w:val="LetteredKeep"/>
       </w:pPr>
       <w:r>
         <w:t xml:space="preserve">(g)</w:t>
@@ -940,104 +2061,324 @@
     </w:p>
     <w:tbl>
       <w:tblPr>
-        <w:tblStyle w:val="Table"/>
-        <w:tblW w:type="pct" w:w="5000"/>
+        <w:tblW w:w="9360" w:type="dxa"/>
+        <w:tblInd w:w="0" w:type="dxa"/>
+        <w:tblBorders>
+          <w:top w:val="nil"/>
+          <w:left w:val="nil"/>
+          <w:bottom w:val="nil"/>
+          <w:right w:val="nil"/>
+          <w:insideH w:val="nil"/>
+          <w:insideV w:val="nil"/>
+        </w:tblBorders>
         <w:tblLayout w:type="fixed"/>
-        <w:tblLook w:firstRow="0" w:lastRow="0" w:firstColumn="0" w:lastColumn="0" w:noHBand="0" w:noVBand="0" w:val="0000"/>
+        <w:tblCellMar>
+          <w:top w:w="0" w:type="dxa"/>
+          <w:left w:w="0" w:type="dxa"/>
+          <w:bottom w:w="0" w:type="dxa"/>
+          <w:right w:w="0" w:type="dxa"/>
+        </w:tblCellMar>
+        <w:tblLook w:val="0000" w:firstRow="0" w:lastRow="0" w:firstColumn="0" w:lastColumn="0" w:noHBand="0" w:noVBand="0"/>
       </w:tblPr>
       <w:tblGrid>
-        <w:gridCol w:w="3411"/>
-        <w:gridCol w:w="4508"/>
+        <w:gridCol w:w="4032"/>
+        <w:gridCol w:w="5328"/>
       </w:tblGrid>
       <w:tr>
+        <w:trPr>
+          <w:cantSplit/>
+        </w:trPr>
         <w:tc>
-          <w:tcPr/>
+          <w:tcPr>
+            <w:tcW w:w="4032" w:type="dxa"/>
+          </w:tcPr>
           <w:p>
             <w:pPr>
-              <w:pStyle w:val="SignatureLeft"/>
+              <w:keepNext/>
+              <w:keepLines/>
+              <w:spacing w:before="0" w:after="0" w:line="276" w:lineRule="exact"/>
+              <w:ind w:left="0" w:firstLine="0"/>
+              <w:jc w:val="left"/>
             </w:pPr>
             <w:r>
-              <w:t xml:space="preserve">Dated: August 9, 2024</w:t>
+              <w:t xml:space="preserve">Dated: </w:t>
+            </w:r>
+            <w:r>
+              <w:t xml:space="preserve">August</w:t>
+            </w:r>
+            <w:r>
+              <w:t xml:space="preserve"> </w:t>
+            </w:r>
+            <w:r>
+              <w:t xml:space="preserve">9,</w:t>
+            </w:r>
+            <w:r>
+              <w:t xml:space="preserve"> </w:t>
+            </w:r>
+            <w:r>
+              <w:t xml:space="preserve">2024</w:t>
             </w:r>
           </w:p>
         </w:tc>
         <w:tc>
-          <w:tcPr/>
+          <w:tcPr>
+            <w:tcW w:w="5328" w:type="dxa"/>
+            <w:tcMar>
+              <w:left w:w="288" w:type="dxa"/>
+            </w:tcMar>
+          </w:tcPr>
           <w:p>
             <w:pPr>
-              <w:pStyle w:val="SignatureRight"/>
+              <w:keepNext/>
+              <w:keepLines/>
+              <w:spacing w:before="0" w:after="0" w:line="276" w:lineRule="exact"/>
+              <w:ind w:left="0" w:firstLine="0"/>
+              <w:jc w:val="left"/>
             </w:pPr>
             <w:r>
-              <w:t xml:space="preserve">QUINN EMANUEL URQUHART &amp; SULLIVAN, LLP</w:t>
+              <w:t xml:space="preserve">QUINN</w:t>
+            </w:r>
+            <w:r>
+              <w:t xml:space="preserve"> </w:t>
+            </w:r>
+            <w:r>
+              <w:t xml:space="preserve">EMANUEL</w:t>
+            </w:r>
+            <w:r>
+              <w:t xml:space="preserve"> </w:t>
+            </w:r>
+            <w:r>
+              <w:t xml:space="preserve">URQUHART</w:t>
+            </w:r>
+            <w:r>
+              <w:t xml:space="preserve"> </w:t>
+            </w:r>
+            <w:r>
+              <w:t xml:space="preserve">&amp;</w:t>
+            </w:r>
+            <w:r>
+              <w:t xml:space="preserve"> </w:t>
+            </w:r>
+            <w:r>
+              <w:t xml:space="preserve">SULLIVAN,</w:t>
+            </w:r>
+            <w:r>
+              <w:t xml:space="preserve"> </w:t>
+            </w:r>
+            <w:r>
+              <w:t xml:space="preserve">LLP</w:t>
             </w:r>
           </w:p>
           <w:p>
             <w:pPr>
-              <w:pStyle w:val="SignatureGap"/>
+              <w:keepNext/>
+              <w:keepLines/>
+              <w:spacing w:before="276" w:after="0" w:line="276" w:lineRule="exact"/>
+              <w:ind w:left="0" w:firstLine="0"/>
+              <w:jc w:val="left"/>
             </w:pPr>
             <w:r>
-              <w:t xml:space="preserve">By: /s/ Benjamin I. Finestone</w:t>
+              <w:t xml:space="preserve">By: /s/ </w:t>
+            </w:r>
+            <w:r>
+              <w:t xml:space="preserve">Benjamin</w:t>
+            </w:r>
+            <w:r>
+              <w:t xml:space="preserve"> </w:t>
+            </w:r>
+            <w:r>
+              <w:t xml:space="preserve">I.</w:t>
+            </w:r>
+            <w:r>
+              <w:t xml:space="preserve"> </w:t>
+            </w:r>
+            <w:r>
+              <w:t xml:space="preserve">Finestone</w:t>
             </w:r>
           </w:p>
           <w:p>
             <w:pPr>
-              <w:pStyle w:val="SignatureRight"/>
+              <w:keepNext/>
+              <w:keepLines/>
+              <w:spacing w:before="0" w:after="0" w:line="276" w:lineRule="exact"/>
+              <w:ind w:left="0" w:firstLine="0"/>
+              <w:jc w:val="left"/>
             </w:pPr>
             <w:r>
-              <w:t xml:space="preserve">Benjamin I. Finestone</w:t>
+              <w:t xml:space="preserve">Benjamin</w:t>
+            </w:r>
+            <w:r>
+              <w:t xml:space="preserve"> </w:t>
+            </w:r>
+            <w:r>
+              <w:t xml:space="preserve">I.</w:t>
+            </w:r>
+            <w:r>
+              <w:t xml:space="preserve"> </w:t>
+            </w:r>
+            <w:r>
+              <w:t xml:space="preserve">Finestone</w:t>
             </w:r>
           </w:p>
           <w:p>
             <w:pPr>
-              <w:pStyle w:val="SignatureRight"/>
+              <w:keepNext/>
+              <w:keepLines/>
+              <w:spacing w:before="0" w:after="0" w:line="276" w:lineRule="exact"/>
+              <w:ind w:left="0" w:firstLine="0"/>
+              <w:jc w:val="left"/>
             </w:pPr>
             <w:r>
-              <w:t xml:space="preserve">Anil Makhjiani</w:t>
+              <w:t xml:space="preserve">Anil</w:t>
+            </w:r>
+            <w:r>
+              <w:t xml:space="preserve"> </w:t>
+            </w:r>
+            <w:r>
+              <w:t xml:space="preserve">Makhjiani</w:t>
             </w:r>
           </w:p>
           <w:p>
             <w:pPr>
-              <w:pStyle w:val="SignatureRight"/>
+              <w:keepNext/>
+              <w:keepLines/>
+              <w:spacing w:before="0" w:after="0" w:line="276" w:lineRule="exact"/>
+              <w:ind w:left="0" w:firstLine="0"/>
+              <w:jc w:val="left"/>
             </w:pPr>
             <w:r>
-              <w:t xml:space="preserve">Mario O. Gazzola</w:t>
+              <w:t xml:space="preserve">Mario</w:t>
+            </w:r>
+            <w:r>
+              <w:t xml:space="preserve"> </w:t>
+            </w:r>
+            <w:r>
+              <w:t xml:space="preserve">O.</w:t>
+            </w:r>
+            <w:r>
+              <w:t xml:space="preserve"> </w:t>
+            </w:r>
+            <w:r>
+              <w:t xml:space="preserve">Gazzola</w:t>
             </w:r>
           </w:p>
           <w:p>
             <w:pPr>
-              <w:pStyle w:val="SignatureRight"/>
+              <w:keepNext/>
+              <w:keepLines/>
+              <w:spacing w:before="0" w:after="0" w:line="276" w:lineRule="exact"/>
+              <w:ind w:left="0" w:firstLine="0"/>
+              <w:jc w:val="left"/>
             </w:pPr>
             <w:r>
-              <w:t xml:space="preserve">Arman Cuneo</w:t>
+              <w:t xml:space="preserve">Arman</w:t>
+            </w:r>
+            <w:r>
+              <w:t xml:space="preserve"> </w:t>
+            </w:r>
+            <w:r>
+              <w:t xml:space="preserve">Cuneo</w:t>
             </w:r>
           </w:p>
           <w:p>
             <w:pPr>
-              <w:pStyle w:val="SignatureRight"/>
+              <w:keepNext/>
+              <w:keepLines/>
+              <w:spacing w:before="0" w:after="0" w:line="276" w:lineRule="exact"/>
+              <w:ind w:left="0" w:firstLine="0"/>
+              <w:jc w:val="left"/>
             </w:pPr>
             <w:r>
-              <w:t xml:space="preserve">51 Madison Avenue, 22nd Floor</w:t>
+              <w:t xml:space="preserve">51</w:t>
+            </w:r>
+            <w:r>
+              <w:t xml:space="preserve"> </w:t>
+            </w:r>
+            <w:r>
+              <w:t xml:space="preserve">Madison</w:t>
+            </w:r>
+            <w:r>
+              <w:t xml:space="preserve"> </w:t>
+            </w:r>
+            <w:r>
+              <w:t xml:space="preserve">Avenue,</w:t>
+            </w:r>
+            <w:r>
+              <w:t xml:space="preserve"> </w:t>
+            </w:r>
+            <w:r>
+              <w:t xml:space="preserve">22nd</w:t>
+            </w:r>
+            <w:r>
+              <w:t xml:space="preserve"> </w:t>
+            </w:r>
+            <w:r>
+              <w:t xml:space="preserve">Floor</w:t>
             </w:r>
           </w:p>
           <w:p>
             <w:pPr>
-              <w:pStyle w:val="SignatureRight"/>
+              <w:keepNext/>
+              <w:keepLines/>
+              <w:spacing w:before="0" w:after="0" w:line="276" w:lineRule="exact"/>
+              <w:ind w:left="0" w:firstLine="0"/>
+              <w:jc w:val="left"/>
             </w:pPr>
             <w:r>
-              <w:t xml:space="preserve">New York, New York</w:t>
+              <w:t xml:space="preserve">New</w:t>
+            </w:r>
+            <w:r>
+              <w:t xml:space="preserve"> </w:t>
+            </w:r>
+            <w:r>
+              <w:t xml:space="preserve">York,</w:t>
+            </w:r>
+            <w:r>
+              <w:t xml:space="preserve"> </w:t>
+            </w:r>
+            <w:r>
+              <w:t xml:space="preserve">New</w:t>
+            </w:r>
+            <w:r>
+              <w:t xml:space="preserve"> </w:t>
+            </w:r>
+            <w:r>
+              <w:t xml:space="preserve">York</w:t>
             </w:r>
           </w:p>
           <w:p>
             <w:pPr>
-              <w:pStyle w:val="SignatureRight"/>
+              <w:keepNext/>
+              <w:keepLines/>
+              <w:spacing w:before="0" w:after="0" w:line="276" w:lineRule="exact"/>
+              <w:ind w:left="0" w:firstLine="0"/>
+              <w:jc w:val="left"/>
             </w:pPr>
             <w:r>
-              <w:t xml:space="preserve">Telephone: (212) 849-7000</w:t>
+              <w:t xml:space="preserve">Telephone:</w:t>
+            </w:r>
+            <w:r>
+              <w:t xml:space="preserve"> </w:t>
+            </w:r>
+            <w:r>
+              <w:t xml:space="preserve">(212)</w:t>
+            </w:r>
+            <w:r>
+              <w:t xml:space="preserve"> </w:t>
+            </w:r>
+            <w:r>
+              <w:t xml:space="preserve">849</w:t>
+              <w:noBreakHyphen/>
+              <w:t xml:space="preserve">7000</w:t>
             </w:r>
           </w:p>
           <w:p>
             <w:pPr>
-              <w:pStyle w:val="SignatureRight"/>
+              <w:keepNext/>
+              <w:keepLines/>
+              <w:spacing w:before="0" w:after="0" w:line="276" w:lineRule="exact"/>
+              <w:ind w:left="0" w:firstLine="0"/>
+              <w:jc w:val="left"/>
             </w:pPr>
             <w:r>
               <w:t xml:space="preserve">benjaminfinestone@quinnemanuel.com</w:t>
@@ -1047,9 +2388,9 @@
       </w:tr>
     </w:tbl>
     <w:sectPr>
-      <w:footerReference w:type="default" r:id="rId100"/>
+      <w:footerReference w:type="default" r:id="rIdFtrPage"/>
       <w:pgSz w:w="12240" w:h="15840"/>
-      <w:pgMar w:top="1440" w:right="1440" w:bottom="1440" w:left="1440" w:header="720" w:footer="720" w:gutter="0"/>
+      <w:pgMar w:top="1440" w:right="1440" w:bottom="1440" w:left="1440" w:header="720" w:footer="735" w:gutter="0"/>
       <w:pgNumType w:fmt="decimal" w:start="1"/>
     </w:sectPr>
   </w:body>
@@ -1064,7 +2405,7 @@
 <w:ftr xmlns:w="http://schemas.openxmlformats.org/wordprocessingml/2006/main" xmlns:r="http://schemas.openxmlformats.org/officeDocument/2006/relationships">
   <w:p>
     <w:pPr>
-      <w:pStyle w:val="Footer"/>
+      <w:jc w:val="center"/>
     </w:pPr>
     <w:r>
       <w:fldChar w:fldCharType="begin"/>
@@ -1101,7 +2442,7 @@
       </w:r>
     </w:p>
   </w:footnote>
-  <w:footnote w:id="109">
+  <w:footnote w:id="9">
     <w:p>
       <w:pPr>
         <w:pStyle w:val="FootnoteText"/>
@@ -1116,11 +2457,17 @@
         <w:t xml:space="preserve"> </w:t>
       </w:r>
       <w:r>
-        <w:t xml:space="preserve">The reorganized Debtors in these chapter 11 cases, along with the last four digits of each Debtor’s federal tax identification number, are: Celsius Network LLC (2148); Celsius KeyFi LLC (4414); Celsius Lending LLC (8417); Celsius Mining LLC (1387); Celsius Network Inc. (1219); Celsius Network Limited (8554); Celsius Networks Lending LLC (3390); Celsius US Holding LLC (7956); GK8 Ltd. (1209); GK8 UK Limited (0893); and GK8 USA LLC (9450). The location of Debtor Celsius Network LLC’s principal place of business and the Debtors’ service address in these chapter 11 cases is 50 Harrison Street, Suite 209F, Hoboken, New Jersey 07030.</w:t>
+        <w:t xml:space="preserve">Capitalized terms not immediately defined have the meanings ascribed to them below. ECF document numbers in this Complaint refer to ECF document numbers from Case No. 22</w:t>
+      </w:r>
+      <w:r>
+        <w:noBreakHyphen/>
+      </w:r>
+      <w:r>
+        <w:t xml:space="preserve">10964-mg.</w:t>
       </w:r>
     </w:p>
   </w:footnote>
-  <w:footnote w:id="110">
+  <w:footnote w:id="10">
     <w:p>
       <w:pPr>
         <w:pStyle w:val="FootnoteText"/>
@@ -1135,30 +2482,700 @@
         <w:t xml:space="preserve"> </w:t>
       </w:r>
       <w:r>
-        <w:t xml:space="preserve">Capitalized terms not immediately defined have the meanings ascribed to them below. ECF document numbers in this Complaint refer to ECF document numbers from Case No. 22-10964-mg.</w:t>
-      </w:r>
-    </w:p>
-  </w:footnote>
-  <w:footnote w:id="111">
-    <w:p>
-      <w:pPr>
-        <w:pStyle w:val="FootnoteText"/>
-      </w:pPr>
-      <w:r>
-        <w:rPr>
-          <w:rStyle w:val="FootnoteReference"/>
-        </w:rPr>
-        <w:footnoteRef/>
-      </w:r>
-      <w:r>
-        <w:t xml:space="preserve"> </w:t>
-      </w:r>
-      <w:r>
-        <w:t xml:space="preserve">In prosecuting this action, the Debtors are directed by the Blockchain Recovery Investment Consortium (“BRIC”), serving as Litigation Administrator (Complex Asset Recovery Manager). See ECF Doc. No. 4172.</w:t>
+        <w:t xml:space="preserve">In prosecuting this action, the Debtors are directed by the Blockchain Recovery Investment Consortium (“BRIC”), serving as Litigation Administrator (Complex Asset Recovery Manager). See ECF Doc. No. 4172.</w:t>
       </w:r>
     </w:p>
   </w:footnote>
 </w:footnotes>
+</file>
+
+<file path=word/ftr-add.xml><?xml version="1.0" encoding="utf-8"?>
+<w:ftr xmlns:w="http://schemas.openxmlformats.org/wordprocessingml/2006/main" xmlns:r="http://schemas.openxmlformats.org/officeDocument/2006/relationships">
+  <w:p>
+    <w:pPr>
+      <w:spacing w:before="0" w:after="0"/>
+      <w:jc w:val="center"/>
+    </w:pPr>
+    <w:r>
+      <w:t>Add-</w:t>
+    </w:r>
+    <w:r>
+      <w:fldChar w:fldCharType="begin"/>
+    </w:r>
+    <w:r>
+      <w:instrText xml:space="preserve"> PAGE </w:instrText>
+    </w:r>
+    <w:r>
+      <w:fldChar w:fldCharType="separate"/>
+    </w:r>
+    <w:r>
+      <w:t>1</w:t>
+    </w:r>
+    <w:r>
+      <w:fldChar w:fldCharType="end"/>
+    </w:r>
+  </w:p>
+</w:ftr>
+</file>
+
+<file path=word/ftr-none.xml><?xml version="1.0" encoding="utf-8"?>
+<w:ftr xmlns:w="http://schemas.openxmlformats.org/wordprocessingml/2006/main" xmlns:r="http://schemas.openxmlformats.org/officeDocument/2006/relationships">
+  <w:p>
+    <w:pPr>
+      <w:spacing w:before="0" w:after="0"/>
+      <w:jc w:val="center"/>
+    </w:pPr>
+  </w:p>
+</w:ftr>
+</file>
+
+<file path=word/ftr-own1.xml><?xml version="1.0" encoding="utf-8"?>
+<w:ftr xmlns:w="http://schemas.openxmlformats.org/wordprocessingml/2006/main" xmlns:r="http://schemas.openxmlformats.org/officeDocument/2006/relationships">
+  <w:p>
+    <w:pPr>
+      <w:pBdr>
+        <w:bottom w:val="single" w:sz="4" w:space="0" w:color="000000"/>
+      </w:pBdr>
+      <w:spacing w:before="0" w:after="130" w:line="20" w:lineRule="exact"/>
+      <w:ind w:left="0" w:right="6552" w:firstLine="0"/>
+    </w:pPr>
+  </w:p>
+  <w:p>
+    <w:pPr>
+      <w:keepNext/>
+      <w:keepLines/>
+      <w:spacing w:before="0" w:after="0" w:line="276" w:lineRule="exact"/>
+      <w:ind w:left="0" w:firstLine="0"/>
+      <w:jc w:val="left"/>
+    </w:pPr>
+    <w:r>
+      <w:rPr>
+        <w:vertAlign w:val="superscript"/>
+      </w:rPr>
+      <w:t>*</w:t>
+    </w:r>
+    <w:r>
+      <w:t xml:space="preserve"> </w:t>
+    </w:r>
+    <w:r>
+      <w:t xml:space="preserve">The</w:t>
+    </w:r>
+    <w:r>
+      <w:t xml:space="preserve"> </w:t>
+    </w:r>
+    <w:r>
+      <w:t xml:space="preserve">reorganized</w:t>
+    </w:r>
+    <w:r>
+      <w:t xml:space="preserve"> </w:t>
+    </w:r>
+    <w:r>
+      <w:t xml:space="preserve">Debtors</w:t>
+    </w:r>
+    <w:r>
+      <w:t xml:space="preserve"> </w:t>
+    </w:r>
+    <w:r>
+      <w:t xml:space="preserve">in</w:t>
+    </w:r>
+    <w:r>
+      <w:t xml:space="preserve"> </w:t>
+    </w:r>
+    <w:r>
+      <w:t xml:space="preserve">these</w:t>
+    </w:r>
+    <w:r>
+      <w:t xml:space="preserve"> </w:t>
+    </w:r>
+    <w:r>
+      <w:t xml:space="preserve">chapter</w:t>
+    </w:r>
+    <w:r>
+      <w:t xml:space="preserve"> </w:t>
+    </w:r>
+    <w:r>
+      <w:t xml:space="preserve">11</w:t>
+    </w:r>
+    <w:r>
+      <w:t xml:space="preserve"> </w:t>
+    </w:r>
+    <w:r>
+      <w:t xml:space="preserve">cases,</w:t>
+    </w:r>
+    <w:r>
+      <w:t xml:space="preserve"> </w:t>
+    </w:r>
+    <w:r>
+      <w:t xml:space="preserve">along</w:t>
+    </w:r>
+    <w:r>
+      <w:t xml:space="preserve"> </w:t>
+    </w:r>
+    <w:r>
+      <w:t xml:space="preserve">with</w:t>
+    </w:r>
+    <w:r>
+      <w:t xml:space="preserve"> </w:t>
+    </w:r>
+    <w:r>
+      <w:t xml:space="preserve">the</w:t>
+    </w:r>
+    <w:r>
+      <w:t xml:space="preserve"> </w:t>
+    </w:r>
+    <w:r>
+      <w:t xml:space="preserve">last</w:t>
+    </w:r>
+    <w:r>
+      <w:t xml:space="preserve"> </w:t>
+    </w:r>
+    <w:r>
+      <w:t xml:space="preserve">four</w:t>
+    </w:r>
+    <w:r>
+      <w:t xml:space="preserve"> </w:t>
+    </w:r>
+    <w:r>
+      <w:t xml:space="preserve">digits</w:t>
+    </w:r>
+    <w:r>
+      <w:t xml:space="preserve"> </w:t>
+    </w:r>
+    <w:r>
+      <w:t xml:space="preserve">of</w:t>
+    </w:r>
+    <w:r>
+      <w:t xml:space="preserve"> </w:t>
+    </w:r>
+    <w:r>
+      <w:t xml:space="preserve">each</w:t>
+    </w:r>
+    <w:r>
+      <w:t xml:space="preserve"> </w:t>
+    </w:r>
+    <w:r>
+      <w:t xml:space="preserve">Debtor’s</w:t>
+    </w:r>
+    <w:r>
+      <w:t xml:space="preserve"> </w:t>
+    </w:r>
+    <w:r>
+      <w:t xml:space="preserve">federal</w:t>
+    </w:r>
+    <w:r>
+      <w:t xml:space="preserve"> </w:t>
+    </w:r>
+    <w:r>
+      <w:t xml:space="preserve">tax</w:t>
+    </w:r>
+    <w:r>
+      <w:t xml:space="preserve"> </w:t>
+    </w:r>
+    <w:r>
+      <w:t xml:space="preserve">identification</w:t>
+    </w:r>
+    <w:r>
+      <w:t xml:space="preserve"> </w:t>
+    </w:r>
+    <w:r>
+      <w:t xml:space="preserve">number,</w:t>
+    </w:r>
+    <w:r>
+      <w:t xml:space="preserve"> </w:t>
+    </w:r>
+    <w:r>
+      <w:t xml:space="preserve">are:</w:t>
+    </w:r>
+    <w:r>
+      <w:t xml:space="preserve"> </w:t>
+    </w:r>
+    <w:r>
+      <w:t xml:space="preserve">Celsius</w:t>
+    </w:r>
+    <w:r>
+      <w:t xml:space="preserve"> </w:t>
+    </w:r>
+    <w:r>
+      <w:t xml:space="preserve">Network</w:t>
+    </w:r>
+    <w:r>
+      <w:t xml:space="preserve"> </w:t>
+    </w:r>
+    <w:r>
+      <w:t xml:space="preserve">LLC</w:t>
+    </w:r>
+    <w:r>
+      <w:t xml:space="preserve"> </w:t>
+    </w:r>
+    <w:r>
+      <w:t xml:space="preserve">(2148);</w:t>
+    </w:r>
+    <w:r>
+      <w:t xml:space="preserve"> </w:t>
+    </w:r>
+    <w:r>
+      <w:t xml:space="preserve">Celsius</w:t>
+    </w:r>
+    <w:r>
+      <w:t xml:space="preserve"> </w:t>
+    </w:r>
+    <w:r>
+      <w:t xml:space="preserve">KeyFi</w:t>
+    </w:r>
+    <w:r>
+      <w:t xml:space="preserve"> </w:t>
+    </w:r>
+    <w:r>
+      <w:t xml:space="preserve">LLC</w:t>
+    </w:r>
+    <w:r>
+      <w:t xml:space="preserve"> </w:t>
+    </w:r>
+    <w:r>
+      <w:t xml:space="preserve">(4414);</w:t>
+    </w:r>
+    <w:r>
+      <w:t xml:space="preserve"> </w:t>
+    </w:r>
+    <w:r>
+      <w:t xml:space="preserve">Celsius</w:t>
+    </w:r>
+    <w:r>
+      <w:t xml:space="preserve"> </w:t>
+    </w:r>
+    <w:r>
+      <w:t xml:space="preserve">Lending</w:t>
+    </w:r>
+    <w:r>
+      <w:t xml:space="preserve"> </w:t>
+    </w:r>
+    <w:r>
+      <w:t xml:space="preserve">LLC</w:t>
+    </w:r>
+    <w:r>
+      <w:t xml:space="preserve"> </w:t>
+    </w:r>
+    <w:r>
+      <w:t xml:space="preserve">(8417);</w:t>
+    </w:r>
+    <w:r>
+      <w:t xml:space="preserve"> </w:t>
+    </w:r>
+    <w:r>
+      <w:t xml:space="preserve">Celsius</w:t>
+    </w:r>
+    <w:r>
+      <w:t xml:space="preserve"> </w:t>
+    </w:r>
+    <w:r>
+      <w:t xml:space="preserve">Mining</w:t>
+    </w:r>
+    <w:r>
+      <w:t xml:space="preserve"> </w:t>
+    </w:r>
+    <w:r>
+      <w:t xml:space="preserve">LLC</w:t>
+    </w:r>
+    <w:r>
+      <w:t xml:space="preserve"> </w:t>
+    </w:r>
+    <w:r>
+      <w:t xml:space="preserve">(1387);</w:t>
+    </w:r>
+    <w:r>
+      <w:t xml:space="preserve"> </w:t>
+    </w:r>
+    <w:r>
+      <w:t xml:space="preserve">Celsius</w:t>
+    </w:r>
+    <w:r>
+      <w:t xml:space="preserve"> </w:t>
+    </w:r>
+    <w:r>
+      <w:t xml:space="preserve">Network</w:t>
+    </w:r>
+    <w:r>
+      <w:t xml:space="preserve"> </w:t>
+    </w:r>
+    <w:r>
+      <w:t xml:space="preserve">Inc.</w:t>
+    </w:r>
+    <w:r>
+      <w:t xml:space="preserve"> </w:t>
+    </w:r>
+    <w:r>
+      <w:t xml:space="preserve">(1219);</w:t>
+    </w:r>
+    <w:r>
+      <w:t xml:space="preserve"> </w:t>
+    </w:r>
+    <w:r>
+      <w:t xml:space="preserve">Celsius</w:t>
+    </w:r>
+    <w:r>
+      <w:t xml:space="preserve"> </w:t>
+    </w:r>
+    <w:r>
+      <w:t xml:space="preserve">Network</w:t>
+    </w:r>
+    <w:r>
+      <w:t xml:space="preserve"> </w:t>
+    </w:r>
+    <w:r>
+      <w:t xml:space="preserve">Limited</w:t>
+    </w:r>
+    <w:r>
+      <w:t xml:space="preserve"> </w:t>
+    </w:r>
+    <w:r>
+      <w:t xml:space="preserve">(8554);</w:t>
+    </w:r>
+    <w:r>
+      <w:t xml:space="preserve"> </w:t>
+    </w:r>
+    <w:r>
+      <w:t xml:space="preserve">Celsius</w:t>
+    </w:r>
+    <w:r>
+      <w:t xml:space="preserve"> </w:t>
+    </w:r>
+    <w:r>
+      <w:t xml:space="preserve">Networks</w:t>
+    </w:r>
+    <w:r>
+      <w:t xml:space="preserve"> </w:t>
+    </w:r>
+    <w:r>
+      <w:t xml:space="preserve">Lending</w:t>
+    </w:r>
+    <w:r>
+      <w:t xml:space="preserve"> </w:t>
+    </w:r>
+    <w:r>
+      <w:t xml:space="preserve">LLC</w:t>
+    </w:r>
+    <w:r>
+      <w:t xml:space="preserve"> </w:t>
+    </w:r>
+    <w:r>
+      <w:t xml:space="preserve">(3390);</w:t>
+    </w:r>
+    <w:r>
+      <w:t xml:space="preserve"> </w:t>
+    </w:r>
+    <w:r>
+      <w:t xml:space="preserve">Celsius</w:t>
+    </w:r>
+    <w:r>
+      <w:t xml:space="preserve"> </w:t>
+    </w:r>
+    <w:r>
+      <w:t xml:space="preserve">US</w:t>
+    </w:r>
+    <w:r>
+      <w:t xml:space="preserve"> </w:t>
+    </w:r>
+    <w:r>
+      <w:t xml:space="preserve">Holding</w:t>
+    </w:r>
+    <w:r>
+      <w:t xml:space="preserve"> </w:t>
+    </w:r>
+    <w:r>
+      <w:t xml:space="preserve">LLC</w:t>
+    </w:r>
+    <w:r>
+      <w:t xml:space="preserve"> </w:t>
+    </w:r>
+    <w:r>
+      <w:t xml:space="preserve">(7956);</w:t>
+    </w:r>
+    <w:r>
+      <w:t xml:space="preserve"> </w:t>
+    </w:r>
+    <w:r>
+      <w:t xml:space="preserve">GK8</w:t>
+    </w:r>
+    <w:r>
+      <w:t xml:space="preserve"> </w:t>
+    </w:r>
+    <w:r>
+      <w:t xml:space="preserve">Ltd.</w:t>
+    </w:r>
+    <w:r>
+      <w:t xml:space="preserve"> </w:t>
+    </w:r>
+    <w:r>
+      <w:t xml:space="preserve">(1209);</w:t>
+    </w:r>
+    <w:r>
+      <w:t xml:space="preserve"> </w:t>
+    </w:r>
+    <w:r>
+      <w:t xml:space="preserve">GK8</w:t>
+    </w:r>
+    <w:r>
+      <w:t xml:space="preserve"> </w:t>
+    </w:r>
+    <w:r>
+      <w:t xml:space="preserve">UK</w:t>
+    </w:r>
+    <w:r>
+      <w:t xml:space="preserve"> </w:t>
+    </w:r>
+    <w:r>
+      <w:t xml:space="preserve">Limited</w:t>
+    </w:r>
+    <w:r>
+      <w:t xml:space="preserve"> </w:t>
+    </w:r>
+    <w:r>
+      <w:t xml:space="preserve">(0893);</w:t>
+    </w:r>
+    <w:r>
+      <w:t xml:space="preserve"> </w:t>
+    </w:r>
+    <w:r>
+      <w:t xml:space="preserve">and</w:t>
+    </w:r>
+    <w:r>
+      <w:t xml:space="preserve"> </w:t>
+    </w:r>
+    <w:r>
+      <w:t xml:space="preserve">GK8</w:t>
+    </w:r>
+    <w:r>
+      <w:t xml:space="preserve"> </w:t>
+    </w:r>
+    <w:r>
+      <w:t xml:space="preserve">USA</w:t>
+    </w:r>
+    <w:r>
+      <w:t xml:space="preserve"> </w:t>
+    </w:r>
+    <w:r>
+      <w:t xml:space="preserve">LLC</w:t>
+    </w:r>
+    <w:r>
+      <w:t xml:space="preserve"> </w:t>
+    </w:r>
+    <w:r>
+      <w:t xml:space="preserve">(9450).</w:t>
+    </w:r>
+    <w:r>
+      <w:t xml:space="preserve"> </w:t>
+    </w:r>
+    <w:r>
+      <w:t xml:space="preserve">The</w:t>
+    </w:r>
+    <w:r>
+      <w:t xml:space="preserve"> </w:t>
+    </w:r>
+    <w:r>
+      <w:t xml:space="preserve">location</w:t>
+    </w:r>
+    <w:r>
+      <w:t xml:space="preserve"> </w:t>
+    </w:r>
+    <w:r>
+      <w:t xml:space="preserve">of</w:t>
+    </w:r>
+    <w:r>
+      <w:t xml:space="preserve"> </w:t>
+    </w:r>
+    <w:r>
+      <w:t xml:space="preserve">Debtor</w:t>
+    </w:r>
+    <w:r>
+      <w:t xml:space="preserve"> </w:t>
+    </w:r>
+    <w:r>
+      <w:t xml:space="preserve">Celsius</w:t>
+    </w:r>
+    <w:r>
+      <w:t xml:space="preserve"> </w:t>
+    </w:r>
+    <w:r>
+      <w:t xml:space="preserve">Network</w:t>
+    </w:r>
+    <w:r>
+      <w:t xml:space="preserve"> </w:t>
+    </w:r>
+    <w:r>
+      <w:t xml:space="preserve">LLC’s</w:t>
+    </w:r>
+    <w:r>
+      <w:t xml:space="preserve"> </w:t>
+    </w:r>
+    <w:r>
+      <w:t xml:space="preserve">principal</w:t>
+    </w:r>
+    <w:r>
+      <w:t xml:space="preserve"> </w:t>
+    </w:r>
+    <w:r>
+      <w:t xml:space="preserve">place</w:t>
+    </w:r>
+    <w:r>
+      <w:t xml:space="preserve"> </w:t>
+    </w:r>
+    <w:r>
+      <w:t xml:space="preserve">of</w:t>
+    </w:r>
+    <w:r>
+      <w:t xml:space="preserve"> </w:t>
+    </w:r>
+    <w:r>
+      <w:t xml:space="preserve">business</w:t>
+    </w:r>
+    <w:r>
+      <w:t xml:space="preserve"> </w:t>
+    </w:r>
+    <w:r>
+      <w:t xml:space="preserve">and</w:t>
+    </w:r>
+    <w:r>
+      <w:t xml:space="preserve"> </w:t>
+    </w:r>
+    <w:r>
+      <w:t xml:space="preserve">the</w:t>
+    </w:r>
+    <w:r>
+      <w:t xml:space="preserve"> </w:t>
+    </w:r>
+    <w:r>
+      <w:t xml:space="preserve">Debtors’</w:t>
+    </w:r>
+    <w:r>
+      <w:t xml:space="preserve"> </w:t>
+    </w:r>
+    <w:r>
+      <w:t xml:space="preserve">service</w:t>
+    </w:r>
+    <w:r>
+      <w:t xml:space="preserve"> </w:t>
+    </w:r>
+    <w:r>
+      <w:t xml:space="preserve">address</w:t>
+    </w:r>
+    <w:r>
+      <w:t xml:space="preserve"> </w:t>
+    </w:r>
+    <w:r>
+      <w:t xml:space="preserve">in</w:t>
+    </w:r>
+    <w:r>
+      <w:t xml:space="preserve"> </w:t>
+    </w:r>
+    <w:r>
+      <w:t xml:space="preserve">these</w:t>
+    </w:r>
+    <w:r>
+      <w:t xml:space="preserve"> </w:t>
+    </w:r>
+    <w:r>
+      <w:t xml:space="preserve">chapter</w:t>
+    </w:r>
+    <w:r>
+      <w:t xml:space="preserve"> </w:t>
+    </w:r>
+    <w:r>
+      <w:t xml:space="preserve">11</w:t>
+    </w:r>
+    <w:r>
+      <w:t xml:space="preserve"> </w:t>
+    </w:r>
+    <w:r>
+      <w:t xml:space="preserve">cases</w:t>
+    </w:r>
+    <w:r>
+      <w:t xml:space="preserve"> </w:t>
+    </w:r>
+    <w:r>
+      <w:t xml:space="preserve">is</w:t>
+    </w:r>
+    <w:r>
+      <w:t xml:space="preserve"> </w:t>
+    </w:r>
+    <w:r>
+      <w:t xml:space="preserve">50</w:t>
+    </w:r>
+    <w:r>
+      <w:t xml:space="preserve"> </w:t>
+    </w:r>
+    <w:r>
+      <w:t xml:space="preserve">Harrison</w:t>
+    </w:r>
+    <w:r>
+      <w:t xml:space="preserve"> </w:t>
+    </w:r>
+    <w:r>
+      <w:t xml:space="preserve">Street,</w:t>
+    </w:r>
+    <w:r>
+      <w:t xml:space="preserve"> </w:t>
+    </w:r>
+    <w:r>
+      <w:t xml:space="preserve">Suite</w:t>
+    </w:r>
+    <w:r>
+      <w:t xml:space="preserve"> </w:t>
+    </w:r>
+    <w:r>
+      <w:t xml:space="preserve">209F,</w:t>
+    </w:r>
+    <w:r>
+      <w:t xml:space="preserve"> </w:t>
+    </w:r>
+    <w:r>
+      <w:t xml:space="preserve">Hoboken,</w:t>
+    </w:r>
+    <w:r>
+      <w:t xml:space="preserve"> </w:t>
+    </w:r>
+    <w:r>
+      <w:t xml:space="preserve">New</w:t>
+    </w:r>
+    <w:r>
+      <w:t xml:space="preserve"> </w:t>
+    </w:r>
+    <w:r>
+      <w:t xml:space="preserve">Jersey</w:t>
+    </w:r>
+    <w:r>
+      <w:t xml:space="preserve"> </w:t>
+    </w:r>
+    <w:r>
+      <w:t xml:space="preserve">07030.</w:t>
+    </w:r>
+  </w:p>
+</w:ftr>
+</file>
+
+<file path=word/ftr-page.xml><?xml version="1.0" encoding="utf-8"?>
+<w:ftr xmlns:w="http://schemas.openxmlformats.org/wordprocessingml/2006/main" xmlns:r="http://schemas.openxmlformats.org/officeDocument/2006/relationships">
+  <w:p>
+    <w:pPr>
+      <w:spacing w:before="0" w:after="0"/>
+      <w:jc w:val="center"/>
+    </w:pPr>
+    <w:r>
+      <w:fldChar w:fldCharType="begin"/>
+    </w:r>
+    <w:r>
+      <w:instrText xml:space="preserve"> PAGE </w:instrText>
+    </w:r>
+    <w:r>
+      <w:fldChar w:fldCharType="separate"/>
+    </w:r>
+    <w:r>
+      <w:t>1</w:t>
+    </w:r>
+    <w:r>
+      <w:fldChar w:fldCharType="end"/>
+    </w:r>
+  </w:p>
+</w:ftr>
 </file>
 
 <file path=word/numbering.xml><?xml version="1.0" encoding="utf-8"?>
@@ -1250,19 +3267,48 @@
   <w:docDefaults>
     <w:rPrDefault>
       <w:rPr>
-        <w:rFonts w:ascii="EB Garamond" w:hAnsi="EB Garamond" w:eastAsia="EB Garamond" w:cs="EB Garamond"/>
+        <w:rFonts w:ascii="Times New Roman" w:hAnsi="Times New Roman" w:eastAsia="Times New Roman" w:cs="Times New Roman"/>
         <w:sz w:val="24"/>
         <w:szCs w:val="24"/>
-        <w:lang w:val="en-US" w:eastAsia="en-US" w:bidi="ar-SA"/>
+        <w:lang w:val="en-US" w:eastAsia="zh-CN" w:bidi="ar-SA"/>
       </w:rPr>
     </w:rPrDefault>
     <w:pPrDefault>
       <w:pPr>
-        <w:spacing w:before="0" w:after="0" w:line="240" w:lineRule="auto"/>
+        <w:widowControl/>
+        <w:spacing w:after="0"/>
       </w:pPr>
     </w:pPrDefault>
   </w:docDefaults>
   <w:latentStyles w:defLockedState="0" w:defUIPriority="0" w:defSemiHidden="0" w:defUnhideWhenUsed="0" w:defQFormat="0" w:count="276"/>
+  <w:style w:type="paragraph" w:default="1" w:styleId="Normal">
+    <w:name w:val="Normal"/>
+    <w:qFormat/>
+  </w:style>
+  <w:style w:type="paragraph" w:styleId="BodyText">
+    <w:name w:val="Body Text"/>
+    <w:basedOn w:val="Normal"/>
+    <w:link w:val="BodyTextChar"/>
+    <w:qFormat/>
+    <w:pPr>
+      <w:spacing w:before="0" w:after="0" w:line="552" w:lineRule="exact"/>
+      <w:ind w:firstLine="720"/>
+    </w:pPr>
+  </w:style>
+  <w:style w:type="paragraph" w:customStyle="1" w:styleId="FirstParagraph">
+    <w:name w:val="First Paragraph"/>
+    <w:basedOn w:val="BodyText"/>
+    <w:next w:val="BodyText"/>
+    <w:qFormat/>
+  </w:style>
+  <w:style w:type="paragraph" w:customStyle="1" w:styleId="Compact">
+    <w:name w:val="Compact"/>
+    <w:basedOn w:val="BodyText"/>
+    <w:qFormat/>
+    <w:pPr>
+      <w:spacing w:before="36" w:after="36"/>
+    </w:pPr>
+  </w:style>
   <w:style w:type="paragraph" w:styleId="Title">
     <w:name w:val="Title"/>
     <w:basedOn w:val="Normal"/>
@@ -1396,6 +3442,84 @@
     <w:pPr/>
     <w:rPr/>
   </w:style>
+  <w:style w:type="paragraph" w:styleId="Heading1">
+    <w:name w:val="heading 1"/>
+    <w:basedOn w:val="Normal"/>
+    <w:next w:val="BodyText"/>
+    <w:link w:val="Heading1Char"/>
+    <w:uiPriority w:val="9"/>
+    <w:qFormat/>
+    <w:rsid w:val="00A10FD9"/>
+    <w:pPr>
+      <w:keepNext/>
+      <w:keepLines/>
+      <w:spacing w:before="0" w:after="0" w:line="552" w:lineRule="exact"/>
+      <w:ind w:firstLine="0"/>
+      <w:jc w:val="center"/>
+      <w:outlineLvl w:val="0"/>
+    </w:pPr>
+    <w:rPr>
+      <w:rFonts w:ascii="Times New Roman" w:hAnsi="Times New Roman" w:eastAsia="Times New Roman" w:cs="Times New Roman"/>
+      <w:b/>
+      <w:bCs/>
+      <w:caps/>
+      <w:color w:val="000000"/>
+      <w:sz w:val="24"/>
+      <w:szCs w:val="24"/>
+    </w:rPr>
+  </w:style>
+  <w:style w:type="paragraph" w:styleId="Heading2">
+    <w:name w:val="heading 2"/>
+    <w:basedOn w:val="Normal"/>
+    <w:next w:val="BodyText"/>
+    <w:link w:val="Heading2Char"/>
+    <w:uiPriority w:val="9"/>
+    <w:semiHidden/>
+    <w:unhideWhenUsed/>
+    <w:qFormat/>
+    <w:rsid w:val="00A10FD9"/>
+    <w:pPr>
+      <w:keepNext/>
+      <w:keepLines/>
+      <w:spacing w:before="0" w:after="0" w:line="552" w:lineRule="exact"/>
+      <w:ind w:firstLine="0"/>
+      <w:outlineLvl w:val="1"/>
+    </w:pPr>
+    <w:rPr>
+      <w:rFonts w:ascii="Times New Roman" w:hAnsi="Times New Roman" w:eastAsia="Times New Roman" w:cs="Times New Roman"/>
+      <w:b/>
+      <w:bCs/>
+      <w:color w:val="000000"/>
+      <w:sz w:val="24"/>
+      <w:szCs w:val="24"/>
+    </w:rPr>
+  </w:style>
+  <w:style w:type="paragraph" w:styleId="Heading3">
+    <w:name w:val="heading 3"/>
+    <w:basedOn w:val="Normal"/>
+    <w:next w:val="BodyText"/>
+    <w:link w:val="Heading3Char"/>
+    <w:uiPriority w:val="9"/>
+    <w:semiHidden/>
+    <w:unhideWhenUsed/>
+    <w:qFormat/>
+    <w:rsid w:val="00A10FD9"/>
+    <w:pPr>
+      <w:keepNext/>
+      <w:keepLines/>
+      <w:spacing w:before="0" w:after="0" w:line="552" w:lineRule="exact"/>
+      <w:ind w:firstLine="0"/>
+      <w:outlineLvl w:val="2"/>
+    </w:pPr>
+    <w:rPr>
+      <w:rFonts w:ascii="Times New Roman" w:hAnsi="Times New Roman" w:eastAsia="Times New Roman" w:cs="Times New Roman"/>
+      <w:b/>
+      <w:bCs/>
+      <w:color w:val="000000"/>
+      <w:sz w:val="24"/>
+      <w:szCs w:val="24"/>
+    </w:rPr>
+  </w:style>
   <w:style w:type="paragraph" w:styleId="Heading4">
     <w:name w:val="heading 4"/>
     <w:basedOn w:val="Normal"/>
@@ -1409,14 +3533,18 @@
     <w:pPr>
       <w:keepNext/>
       <w:keepLines/>
-      <w:spacing w:before="80" w:after="40"/>
+      <w:spacing w:before="0" w:after="0" w:line="552" w:lineRule="exact"/>
+      <w:ind w:firstLine="0"/>
       <w:outlineLvl w:val="3"/>
     </w:pPr>
     <w:rPr>
-      <w:rFonts w:eastAsiaTheme="majorEastAsia" w:cstheme="majorBidi"/>
+      <w:rFonts w:ascii="Times New Roman" w:hAnsi="Times New Roman" w:eastAsia="Times New Roman" w:cs="Times New Roman"/>
+      <w:b/>
+      <w:bCs/>
       <w:i/>
-      <w:iCs/>
-      <w:color w:val="0F4761" w:themeColor="accent1" w:themeShade="BF"/>
+      <w:color w:val="000000"/>
+      <w:sz w:val="24"/>
+      <w:szCs w:val="24"/>
     </w:rPr>
   </w:style>
   <w:style w:type="paragraph" w:styleId="Heading5">
@@ -1432,12 +3560,18 @@
     <w:pPr>
       <w:keepNext/>
       <w:keepLines/>
-      <w:spacing w:before="80" w:after="40"/>
+      <w:spacing w:before="0" w:after="0" w:line="552" w:lineRule="exact"/>
+      <w:ind w:firstLine="0"/>
       <w:outlineLvl w:val="4"/>
     </w:pPr>
     <w:rPr>
-      <w:rFonts w:eastAsiaTheme="majorEastAsia" w:cstheme="majorBidi"/>
-      <w:color w:val="0F4761" w:themeColor="accent1" w:themeShade="BF"/>
+      <w:rFonts w:ascii="Times New Roman" w:hAnsi="Times New Roman" w:eastAsia="Times New Roman" w:cs="Times New Roman"/>
+      <w:b/>
+      <w:bCs/>
+      <w:i/>
+      <w:color w:val="000000"/>
+      <w:sz w:val="24"/>
+      <w:szCs w:val="24"/>
     </w:rPr>
   </w:style>
   <w:style w:type="paragraph" w:styleId="Heading6">
@@ -1647,6 +3781,15 @@
       <w:color w:val="272727" w:themeColor="text1" w:themeTint="D8"/>
     </w:rPr>
   </w:style>
+  <w:style w:type="paragraph" w:customStyle="1" w:styleId="ListItem">
+    <w:name w:val="List Item"/>
+    <w:basedOn w:val="BodyText"/>
+    <w:qFormat/>
+    <w:pPr>
+      <w:spacing w:before="0" w:after="0" w:line="552" w:lineRule="exact"/>
+      <w:ind w:left="720" w:hanging="720"/>
+    </w:pPr>
+  </w:style>
   <w:style w:type="paragraph" w:styleId="BlockText">
     <w:name w:val="Block Text"/>
     <w:basedOn w:val="BodyText"/>
@@ -1655,9 +3798,25 @@
     <w:unhideWhenUsed/>
     <w:qFormat/>
     <w:pPr>
-      <w:spacing w:before="100" w:after="100"/>
-      <w:ind w:firstLine="0" w:left="480" w:right="480"/>
+      <w:spacing w:before="280" w:after="280" w:line="276" w:lineRule="exact"/>
+      <w:ind w:firstLine="0" w:left="720" w:right="720"/>
     </w:pPr>
+  </w:style>
+  <w:style w:type="paragraph" w:styleId="FootnoteText">
+    <w:name w:val="Footnote Text"/>
+    <w:basedOn w:val="Normal"/>
+    <w:next w:val="FootnoteText"/>
+    <w:uiPriority w:val="9"/>
+    <w:unhideWhenUsed/>
+    <w:qFormat/>
+    <w:pPr>
+      <w:keepLines/>
+      <w:spacing w:before="0" w:after="140" w:line="276" w:lineRule="exact"/>
+    </w:pPr>
+    <w:rPr>
+      <w:sz w:val="24"/>
+      <w:szCs w:val="24"/>
+    </w:rPr>
   </w:style>
   <w:style w:type="paragraph" w:styleId="FootnoteBlockText">
     <w:name w:val="Footnote Block Text"/>
@@ -1667,14 +3826,36 @@
     <w:unhideWhenUsed/>
     <w:qFormat/>
     <w:pPr>
-      <w:spacing w:before="100" w:after="100"/>
-      <w:ind w:firstLine="0" w:left="480" w:right="480"/>
+      <w:spacing w:before="280" w:after="280"/>
+      <w:ind w:firstLine="0" w:left="720" w:right="720"/>
     </w:pPr>
   </w:style>
   <w:style w:type="character" w:default="1" w:styleId="DefaultParagraphFont">
     <w:name w:val="Default Paragraph Font"/>
     <w:semiHidden/>
     <w:unhideWhenUsed/>
+  </w:style>
+  <w:style w:type="table" w:default="1" w:styleId="Table">
+    <w:name w:val="Table"/>
+    <w:basedOn w:val="TableNormal"/>
+    <w:qFormat/>
+    <w:tblPr>
+      <w:tblInd w:w="0" w:type="dxa"/>
+      <w:tblCellMar>
+        <w:top w:w="0" w:type="dxa"/>
+        <w:left w:w="108" w:type="dxa"/>
+        <w:bottom w:w="0" w:type="dxa"/>
+        <w:right w:w="108" w:type="dxa"/>
+      </w:tblCellMar>
+    </w:tblPr>
+    <w:tblStylePr w:type="firstRow">
+      <w:tcPr>
+        <w:tcBorders>
+          <w:bottom w:val="single"/>
+        </w:tcBorders>
+        <w:vAlign w:val="bottom"/>
+      </w:tcPr>
+    </w:tblStylePr>
   </w:style>
   <w:style w:type="paragraph" w:customStyle="1" w:styleId="DefinitionTerm">
     <w:name w:val="Definition Term"/>
@@ -1754,7 +3935,7 @@
     <w:name w:val="Hyperlink"/>
     <w:basedOn w:val="BodyTextChar"/>
     <w:rPr>
-      <w:color w:val="4F81BD" w:themeColor="accent1"/>
+      <w:color w:val="000000"/>
     </w:rPr>
   </w:style>
   <w:style w:type="paragraph" w:styleId="TOCHeading">
@@ -1775,82 +3956,33 @@
       <w:color w:val="365F91" w:themeColor="accent1" w:themeShade="BF"/>
     </w:rPr>
   </w:style>
-  <w:style w:type="paragraph" w:default="1" w:styleId="Normal">
-    <w:name w:val="Normal"/>
-    <w:qFormat/>
-    <w:pPr>
-      <w:widowControl/>
-      <w:spacing w:before="0" w:after="0" w:line="240" w:lineRule="auto"/>
-      <w:ind w:firstLine="0"/>
-      <w:jc w:val="left"/>
-    </w:pPr>
-    <w:rPr>
-      <w:rFonts w:ascii="EB Garamond" w:hAnsi="EB Garamond" w:eastAsia="EB Garamond" w:cs="EB Garamond"/>
-      <w:sz w:val="24"/>
-      <w:szCs w:val="24"/>
-    </w:rPr>
-  </w:style>
-  <w:style w:type="paragraph" w:styleId="BodyText">
-    <w:name w:val="Body Text"/>
-    <w:basedOn w:val="Normal"/>
-    <w:qFormat/>
-    <w:pPr>
-      <w:spacing w:before="0" w:after="0" w:line="552" w:lineRule="exact"/>
-      <w:ind w:firstLine="720"/>
-    </w:pPr>
-  </w:style>
-  <w:style w:type="paragraph" w:styleId="FirstParagraph">
-    <w:name w:val="First Paragraph"/>
+  <w:style w:type="paragraph" w:customStyle="1" w:styleId="BodyNumber">
+    <w:name w:val="Body Number"/>
     <w:basedOn w:val="BodyText"/>
-    <w:next w:val="BodyText"/>
-    <w:qFormat/>
-  </w:style>
-  <w:style w:type="paragraph" w:styleId="Compact">
-    <w:name w:val="Compact"/>
-    <w:basedOn w:val="Normal"/>
-    <w:qFormat/>
-    <w:pPr>
-      <w:spacing w:before="0" w:after="0" w:line="276" w:lineRule="exact"/>
-    </w:pPr>
-  </w:style>
-  <w:style w:type="paragraph" w:customStyle="1" w:styleId="BodyPara">
-    <w:name w:val="Body Para"/>
-    <w:basedOn w:val="Normal"/>
-    <w:qFormat/>
-    <w:pPr>
-      <w:spacing w:before="0" w:after="0" w:line="552" w:lineRule="exact"/>
-      <w:ind w:firstLine="720"/>
-    </w:pPr>
-  </w:style>
-  <w:style w:type="paragraph" w:customStyle="1" w:styleId="BodyLast">
-    <w:name w:val="Body Last"/>
-    <w:basedOn w:val="BodyPara"/>
-    <w:qFormat/>
-    <w:pPr>
-      <w:keepNext/>
-    </w:pPr>
-  </w:style>
-  <w:style w:type="paragraph" w:customStyle="1" w:styleId="NumPara">
-    <w:name w:val="Num Para"/>
-    <w:basedOn w:val="BodyPara"/>
     <w:qFormat/>
     <w:pPr>
       <w:tabs>
         <w:tab w:val="left" w:pos="1440"/>
       </w:tabs>
+      <w:spacing w:before="0" w:after="0" w:line="552" w:lineRule="exact"/>
     </w:pPr>
   </w:style>
-  <w:style w:type="paragraph" w:customStyle="1" w:styleId="NumLast">
-    <w:name w:val="Num Last"/>
-    <w:basedOn w:val="NumPara"/>
+  <w:style w:type="paragraph" w:customStyle="1" w:styleId="BodyKeep">
+    <w:name w:val="Body Keep"/>
+    <w:basedOn w:val="BodyText"/>
     <w:qFormat/>
     <w:pPr>
       <w:keepNext/>
+      <w:keepLines/>
+      <w:tabs>
+        <w:tab w:val="left" w:pos="1440"/>
+      </w:tabs>
+      <w:spacing w:before="0" w:after="552" w:line="552" w:lineRule="exact"/>
     </w:pPr>
   </w:style>
-  <w:style w:type="paragraph" w:customStyle="1" w:styleId="ListItem">
-    <w:name w:val="List Item"/>
-    <w:basedOn w:val="Normal"/>
+  <w:style w:type="paragraph" w:customStyle="1" w:styleId="Lettered">
+    <w:name w:val="Lettered"/>
+    <w:basedOn w:val="BodyText"/>
     <w:qFormat/>
     <w:pPr>
       <w:tabs>
@@ -1860,274 +3992,15 @@
       <w:ind w:left="1440" w:hanging="720"/>
     </w:pPr>
   </w:style>
-  <w:style w:type="paragraph" w:customStyle="1" w:styleId="ListLast">
-    <w:name w:val="List Last"/>
-    <w:basedOn w:val="ListItem"/>
-    <w:qFormat/>
-    <w:pPr>
-      <w:keepNext/>
-    </w:pPr>
-  </w:style>
-  <w:style w:type="paragraph" w:styleId="Heading1">
-    <w:name w:val="heading 1"/>
-    <w:basedOn w:val="Normal"/>
-    <w:next w:val="BodyPara"/>
-    <w:uiPriority w:val="9"/>
+  <w:style w:type="paragraph" w:customStyle="1" w:styleId="LetteredKeep">
+    <w:name w:val="Lettered Keep"/>
+    <w:basedOn w:val="Lettered"/>
     <w:qFormat/>
     <w:pPr>
       <w:keepNext/>
       <w:keepLines/>
-      <w:spacing w:before="256" w:after="276" w:line="552" w:lineRule="exact"/>
-      <w:ind w:left="0" w:firstLine="0"/>
-      <w:jc w:val="center"/>
-      <w:outlineLvl w:val="0"/>
+      <w:spacing w:before="0" w:after="552" w:line="552" w:lineRule="exact"/>
     </w:pPr>
-    <w:rPr>
-      <w:b/>
-      <w:bCs/>
-      <w:caps/>
-      <w:sz w:val="34"/>
-      <w:szCs w:val="34"/>
-    </w:rPr>
-  </w:style>
-  <w:style w:type="paragraph" w:styleId="Heading2">
-    <w:name w:val="heading 2"/>
-    <w:basedOn w:val="Normal"/>
-    <w:next w:val="BodyPara"/>
-    <w:uiPriority w:val="9"/>
-    <w:unhideWhenUsed/>
-    <w:qFormat/>
-    <w:pPr>
-      <w:keepNext/>
-      <w:keepLines/>
-      <w:spacing w:before="0" w:after="396" w:line="276" w:lineRule="exact"/>
-      <w:ind w:left="720" w:hanging="720"/>
-      <w:jc w:val="left"/>
-      <w:outlineLvl w:val="1"/>
-    </w:pPr>
-    <w:rPr>
-      <w:b/>
-      <w:bCs/>
-      <w:sz w:val="29"/>
-      <w:szCs w:val="29"/>
-    </w:rPr>
-  </w:style>
-  <w:style w:type="paragraph" w:styleId="Heading3">
-    <w:name w:val="heading 3"/>
-    <w:basedOn w:val="Normal"/>
-    <w:next w:val="BodyPara"/>
-    <w:uiPriority w:val="9"/>
-    <w:unhideWhenUsed/>
-    <w:qFormat/>
-    <w:pPr>
-      <w:keepNext/>
-      <w:keepLines/>
-      <w:spacing w:before="0" w:after="0" w:line="276" w:lineRule="exact"/>
-      <w:ind w:left="720" w:hanging="720"/>
-      <w:jc w:val="left"/>
-      <w:outlineLvl w:val="2"/>
-    </w:pPr>
-    <w:rPr>
-      <w:b/>
-      <w:bCs/>
-      <w:sz w:val="24"/>
-      <w:szCs w:val="24"/>
-    </w:rPr>
-  </w:style>
-  <w:style w:type="paragraph" w:styleId="FootnoteText">
-    <w:name w:val="Footnote Text"/>
-    <w:basedOn w:val="Normal"/>
-    <w:uiPriority w:val="9"/>
-    <w:unhideWhenUsed/>
-    <w:qFormat/>
-    <w:pPr>
-      <w:spacing w:before="0" w:after="0" w:line="234" w:lineRule="exact"/>
-    </w:pPr>
-    <w:rPr>
-      <w:sz w:val="22"/>
-      <w:szCs w:val="22"/>
-    </w:rPr>
-  </w:style>
-  <w:style w:type="paragraph" w:styleId="Footer">
-    <w:name w:val="footer"/>
-    <w:basedOn w:val="Normal"/>
-    <w:uiPriority w:val="99"/>
-    <w:unhideWhenUsed/>
-    <w:pPr>
-      <w:jc w:val="center"/>
-    </w:pPr>
-    <w:rPr>
-      <w:sz w:val="24"/>
-      <w:szCs w:val="24"/>
-    </w:rPr>
-  </w:style>
-  <w:style w:type="paragraph" w:customStyle="1" w:styleId="Single">
-    <w:name w:val="Single"/>
-    <w:basedOn w:val="Normal"/>
-    <w:qFormat/>
-    <w:pPr>
-      <w:spacing w:before="0" w:after="0" w:line="276" w:lineRule="exact"/>
-    </w:pPr>
-  </w:style>
-  <w:style w:type="paragraph" w:customStyle="1" w:styleId="SingleGap">
-    <w:name w:val="Single Gap"/>
-    <w:basedOn w:val="Single"/>
-    <w:qFormat/>
-    <w:pPr>
-      <w:spacing w:after="80"/>
-    </w:pPr>
-  </w:style>
-  <w:style w:type="paragraph" w:customStyle="1" w:styleId="CounselFor">
-    <w:name w:val="Counsel For"/>
-    <w:basedOn w:val="Single"/>
-    <w:qFormat/>
-    <w:pPr>
-      <w:spacing w:before="276"/>
-    </w:pPr>
-    <w:rPr>
-      <w:i/>
-      <w:iCs/>
-    </w:rPr>
-  </w:style>
-  <w:style w:type="paragraph" w:customStyle="1" w:styleId="CourtNameFirst">
-    <w:name w:val="Court Name First"/>
-    <w:basedOn w:val="Single"/>
-    <w:qFormat/>
-    <w:pPr>
-      <w:spacing w:before="276"/>
-      <w:jc w:val="center"/>
-    </w:pPr>
-    <w:rPr>
-      <w:b/>
-      <w:bCs/>
-    </w:rPr>
-  </w:style>
-  <w:style w:type="paragraph" w:customStyle="1" w:styleId="CourtNameLast">
-    <w:name w:val="Court Name Last"/>
-    <w:basedOn w:val="CourtNameFirst"/>
-    <w:qFormat/>
-    <w:pPr>
-      <w:spacing w:before="0" w:after="276"/>
-    </w:pPr>
-  </w:style>
-  <w:style w:type="paragraph" w:customStyle="1" w:styleId="CaptionName">
-    <w:name w:val="Caption Name"/>
-    <w:basedOn w:val="Single"/>
-    <w:qFormat/>
-    <w:pPr>
-      <w:pBdr>
-        <w:right w:val="single" w:sz="6" w:space="0" w:color="000000"/>
-      </w:pBdr>
-      <w:ind w:right="216"/>
-    </w:pPr>
-  </w:style>
-  <w:style w:type="paragraph" w:customStyle="1" w:styleId="CaptionDesignation">
-    <w:name w:val="Caption Designation"/>
-    <w:basedOn w:val="CaptionName"/>
-    <w:qFormat/>
-    <w:pPr>
-      <w:spacing w:after="80"/>
-      <w:jc w:val="right"/>
-    </w:pPr>
-  </w:style>
-  <w:style w:type="paragraph" w:customStyle="1" w:styleId="CaptionAgainst">
-    <w:name w:val="Caption Against"/>
-    <w:basedOn w:val="CaptionName"/>
-    <w:qFormat/>
-    <w:pPr>
-      <w:spacing w:after="80"/>
-      <w:jc w:val="center"/>
-    </w:pPr>
-  </w:style>
-  <w:style w:type="paragraph" w:customStyle="1" w:styleId="CaptionEnd">
-    <w:name w:val="Caption End"/>
-    <w:basedOn w:val="CaptionDesignation"/>
-    <w:qFormat/>
-    <w:pPr>
-      <w:pBdr>
-        <w:right w:val="single" w:sz="6" w:space="0" w:color="000000"/>
-        <w:bottom w:val="single" w:sz="6" w:space="11" w:color="000000"/>
-      </w:pBdr>
-      <w:spacing w:after="0"/>
-    </w:pPr>
-  </w:style>
-  <w:style w:type="paragraph" w:customStyle="1" w:styleId="CaptionRight">
-    <w:name w:val="Caption Right"/>
-    <w:basedOn w:val="Single"/>
-    <w:qFormat/>
-    <w:pPr>
-      <w:ind w:left="504"/>
-    </w:pPr>
-  </w:style>
-  <w:style w:type="paragraph" w:customStyle="1" w:styleId="CaptionRightGap">
-    <w:name w:val="Caption Right Gap"/>
-    <w:basedOn w:val="CaptionRight"/>
-    <w:qFormat/>
-    <w:pPr>
-      <w:spacing w:after="276"/>
-    </w:pPr>
-  </w:style>
-  <w:style w:type="paragraph" w:customStyle="1" w:styleId="CoverTitle">
-    <w:name w:val="Cover Title"/>
-    <w:basedOn w:val="Single"/>
-    <w:qFormat/>
-    <w:pPr>
-      <w:keepNext/>
-      <w:spacing w:before="552" w:after="0"/>
-      <w:jc w:val="center"/>
-    </w:pPr>
-    <w:rPr>
-      <w:b/>
-      <w:bCs/>
-    </w:rPr>
-  </w:style>
-  <w:style w:type="paragraph" w:customStyle="1" w:styleId="SignatureLeft">
-    <w:name w:val="Signature Left"/>
-    <w:basedOn w:val="Single"/>
-    <w:qFormat/>
-    <w:pPr>
-      <w:keepNext/>
-      <w:keepLines/>
-    </w:pPr>
-  </w:style>
-  <w:style w:type="paragraph" w:customStyle="1" w:styleId="SignatureRight">
-    <w:name w:val="Signature Right"/>
-    <w:basedOn w:val="Single"/>
-    <w:qFormat/>
-    <w:pPr>
-      <w:keepNext/>
-      <w:keepLines/>
-      <w:ind w:left="288"/>
-    </w:pPr>
-  </w:style>
-  <w:style w:type="paragraph" w:customStyle="1" w:styleId="SignatureGap">
-    <w:name w:val="Signature Gap"/>
-    <w:basedOn w:val="SignatureRight"/>
-    <w:qFormat/>
-    <w:pPr>
-      <w:spacing w:before="276"/>
-    </w:pPr>
-  </w:style>
-  <w:style w:type="table" w:default="1" w:styleId="Table">
-    <w:name w:val="Table"/>
-    <w:uiPriority w:val="59"/>
-    <w:tblPr>
-      <w:tblInd w:w="0" w:type="dxa"/>
-      <w:tblBorders>
-        <w:top w:val="nil"/>
-        <w:left w:val="nil"/>
-        <w:bottom w:val="nil"/>
-        <w:right w:val="nil"/>
-        <w:insideH w:val="nil"/>
-        <w:insideV w:val="nil"/>
-      </w:tblBorders>
-      <w:tblCellMar>
-        <w:top w:w="0" w:type="dxa"/>
-        <w:left w:w="0" w:type="dxa"/>
-        <w:bottom w:w="0" w:type="dxa"/>
-        <w:right w:w="0" w:type="dxa"/>
-      </w:tblCellMar>
-    </w:tblPr>
   </w:style>
   <w:style w:type="paragraph" w:customStyle="1" w:styleId="SourceCode">
     <w:name w:val="Source Code"/>
